--- a/ДИПЛОМ/Диплом.docx
+++ b/ДИПЛОМ/Диплом.docx
@@ -28,7 +28,7 @@
       <w:sdtContent>
         <w:p>
           <w:pPr>
-            <w:pStyle w:val="ac"/>
+            <w:pStyle w:val="ad"/>
             <w:spacing w:before="0" w:line="360" w:lineRule="auto"/>
             <w:ind w:firstLine="709"/>
             <w:jc w:val="center"/>
@@ -95,7 +95,7 @@
           <w:hyperlink w:anchor="_Toc215487874" w:history="1">
             <w:r>
               <w:rPr>
-                <w:rStyle w:val="ad"/>
+                <w:rStyle w:val="ae"/>
                 <w:rFonts w:ascii="Times New Roman" w:hAnsi="Times New Roman" w:cs="Times New Roman"/>
                 <w:noProof/>
                 <w:sz w:val="28"/>
@@ -192,7 +192,7 @@
           <w:hyperlink w:anchor="_Toc215487875" w:history="1">
             <w:r>
               <w:rPr>
-                <w:rStyle w:val="ad"/>
+                <w:rStyle w:val="ae"/>
                 <w:rFonts w:ascii="Times New Roman" w:hAnsi="Times New Roman" w:cs="Times New Roman"/>
                 <w:noProof/>
                 <w:sz w:val="28"/>
@@ -212,7 +212,7 @@
             </w:r>
             <w:r>
               <w:rPr>
-                <w:rStyle w:val="ad"/>
+                <w:rStyle w:val="ae"/>
                 <w:rFonts w:ascii="Times New Roman" w:hAnsi="Times New Roman" w:cs="Times New Roman"/>
                 <w:noProof/>
                 <w:sz w:val="28"/>
@@ -310,7 +310,7 @@
           <w:hyperlink w:anchor="_Toc215487876" w:history="1">
             <w:r>
               <w:rPr>
-                <w:rStyle w:val="ad"/>
+                <w:rStyle w:val="ae"/>
                 <w:rFonts w:ascii="Times New Roman" w:hAnsi="Times New Roman" w:cs="Times New Roman"/>
                 <w:noProof/>
                 <w:sz w:val="28"/>
@@ -330,7 +330,7 @@
             </w:r>
             <w:r>
               <w:rPr>
-                <w:rStyle w:val="ad"/>
+                <w:rStyle w:val="ae"/>
                 <w:rFonts w:ascii="Times New Roman" w:hAnsi="Times New Roman" w:cs="Times New Roman"/>
                 <w:noProof/>
                 <w:sz w:val="28"/>
@@ -428,7 +428,7 @@
           <w:hyperlink w:anchor="_Toc215487877" w:history="1">
             <w:r>
               <w:rPr>
-                <w:rStyle w:val="ad"/>
+                <w:rStyle w:val="ae"/>
                 <w:rFonts w:ascii="Times New Roman" w:hAnsi="Times New Roman" w:cs="Times New Roman"/>
                 <w:noProof/>
                 <w:sz w:val="28"/>
@@ -448,7 +448,7 @@
             </w:r>
             <w:r>
               <w:rPr>
-                <w:rStyle w:val="ad"/>
+                <w:rStyle w:val="ae"/>
                 <w:rFonts w:ascii="Times New Roman" w:hAnsi="Times New Roman" w:cs="Times New Roman"/>
                 <w:noProof/>
                 <w:sz w:val="28"/>
@@ -546,7 +546,7 @@
           <w:hyperlink w:anchor="_Toc215487878" w:history="1">
             <w:r>
               <w:rPr>
-                <w:rStyle w:val="ad"/>
+                <w:rStyle w:val="ae"/>
                 <w:rFonts w:ascii="Times New Roman" w:hAnsi="Times New Roman" w:cs="Times New Roman"/>
                 <w:noProof/>
                 <w:sz w:val="28"/>
@@ -566,7 +566,7 @@
             </w:r>
             <w:r>
               <w:rPr>
-                <w:rStyle w:val="ad"/>
+                <w:rStyle w:val="ae"/>
                 <w:rFonts w:ascii="Times New Roman" w:hAnsi="Times New Roman" w:cs="Times New Roman"/>
                 <w:noProof/>
                 <w:sz w:val="28"/>
@@ -664,7 +664,7 @@
           <w:hyperlink w:anchor="_Toc215487879" w:history="1">
             <w:r>
               <w:rPr>
-                <w:rStyle w:val="ad"/>
+                <w:rStyle w:val="ae"/>
                 <w:rFonts w:ascii="Times New Roman" w:hAnsi="Times New Roman" w:cs="Times New Roman"/>
                 <w:noProof/>
                 <w:sz w:val="28"/>
@@ -684,7 +684,7 @@
             </w:r>
             <w:r>
               <w:rPr>
-                <w:rStyle w:val="ad"/>
+                <w:rStyle w:val="ae"/>
                 <w:rFonts w:ascii="Times New Roman" w:hAnsi="Times New Roman" w:cs="Times New Roman"/>
                 <w:noProof/>
                 <w:sz w:val="28"/>
@@ -782,7 +782,7 @@
           <w:hyperlink w:anchor="_Toc215487880" w:history="1">
             <w:r>
               <w:rPr>
-                <w:rStyle w:val="ad"/>
+                <w:rStyle w:val="ae"/>
                 <w:rFonts w:ascii="Times New Roman" w:hAnsi="Times New Roman" w:cs="Times New Roman"/>
                 <w:noProof/>
                 <w:sz w:val="28"/>
@@ -802,7 +802,7 @@
             </w:r>
             <w:r>
               <w:rPr>
-                <w:rStyle w:val="ad"/>
+                <w:rStyle w:val="ae"/>
                 <w:rFonts w:ascii="Times New Roman" w:hAnsi="Times New Roman" w:cs="Times New Roman"/>
                 <w:noProof/>
                 <w:sz w:val="28"/>
@@ -900,7 +900,7 @@
           <w:hyperlink w:anchor="_Toc215487881" w:history="1">
             <w:r>
               <w:rPr>
-                <w:rStyle w:val="ad"/>
+                <w:rStyle w:val="ae"/>
                 <w:rFonts w:ascii="Times New Roman" w:hAnsi="Times New Roman" w:cs="Times New Roman"/>
                 <w:noProof/>
                 <w:sz w:val="28"/>
@@ -920,7 +920,7 @@
             </w:r>
             <w:r>
               <w:rPr>
-                <w:rStyle w:val="ad"/>
+                <w:rStyle w:val="ae"/>
                 <w:rFonts w:ascii="Times New Roman" w:hAnsi="Times New Roman" w:cs="Times New Roman"/>
                 <w:noProof/>
                 <w:sz w:val="28"/>
@@ -1018,7 +1018,7 @@
           <w:hyperlink w:anchor="_Toc215487882" w:history="1">
             <w:r>
               <w:rPr>
-                <w:rStyle w:val="ad"/>
+                <w:rStyle w:val="ae"/>
                 <w:rFonts w:ascii="Times New Roman" w:hAnsi="Times New Roman" w:cs="Times New Roman"/>
                 <w:noProof/>
                 <w:sz w:val="28"/>
@@ -1038,7 +1038,7 @@
             </w:r>
             <w:r>
               <w:rPr>
-                <w:rStyle w:val="ad"/>
+                <w:rStyle w:val="ae"/>
                 <w:rFonts w:ascii="Times New Roman" w:hAnsi="Times New Roman" w:cs="Times New Roman"/>
                 <w:noProof/>
                 <w:sz w:val="28"/>
@@ -1135,7 +1135,7 @@
           <w:hyperlink w:anchor="_Toc215487883" w:history="1">
             <w:r>
               <w:rPr>
-                <w:rStyle w:val="ad"/>
+                <w:rStyle w:val="ae"/>
                 <w:rFonts w:ascii="Times New Roman" w:hAnsi="Times New Roman" w:cs="Times New Roman"/>
                 <w:noProof/>
                 <w:sz w:val="28"/>
@@ -1155,7 +1155,7 @@
             </w:r>
             <w:r>
               <w:rPr>
-                <w:rStyle w:val="ad"/>
+                <w:rStyle w:val="ae"/>
                 <w:rFonts w:ascii="Times New Roman" w:hAnsi="Times New Roman" w:cs="Times New Roman"/>
                 <w:noProof/>
                 <w:sz w:val="28"/>
@@ -1252,7 +1252,7 @@
           <w:hyperlink w:anchor="_Toc215487884" w:history="1">
             <w:r>
               <w:rPr>
-                <w:rStyle w:val="ad"/>
+                <w:rStyle w:val="ae"/>
                 <w:rFonts w:ascii="Times New Roman" w:hAnsi="Times New Roman" w:cs="Times New Roman"/>
                 <w:noProof/>
                 <w:sz w:val="28"/>
@@ -1272,7 +1272,7 @@
             </w:r>
             <w:r>
               <w:rPr>
-                <w:rStyle w:val="ad"/>
+                <w:rStyle w:val="ae"/>
                 <w:rFonts w:ascii="Times New Roman" w:hAnsi="Times New Roman" w:cs="Times New Roman"/>
                 <w:noProof/>
                 <w:sz w:val="28"/>
@@ -1369,7 +1369,7 @@
           <w:hyperlink w:anchor="_Toc215487885" w:history="1">
             <w:r>
               <w:rPr>
-                <w:rStyle w:val="ad"/>
+                <w:rStyle w:val="ae"/>
                 <w:rFonts w:ascii="Times New Roman" w:hAnsi="Times New Roman" w:cs="Times New Roman"/>
                 <w:noProof/>
                 <w:sz w:val="28"/>
@@ -1389,7 +1389,7 @@
             </w:r>
             <w:r>
               <w:rPr>
-                <w:rStyle w:val="ad"/>
+                <w:rStyle w:val="ae"/>
                 <w:rFonts w:ascii="Times New Roman" w:hAnsi="Times New Roman" w:cs="Times New Roman"/>
                 <w:noProof/>
                 <w:sz w:val="28"/>
@@ -1555,7 +1555,7 @@
     </w:p>
     <w:tbl>
       <w:tblPr>
-        <w:tblStyle w:val="af2"/>
+        <w:tblStyle w:val="af3"/>
         <w:tblW w:w="0" w:type="auto"/>
         <w:tblLook w:val="04A0" w:firstRow="1" w:lastRow="0" w:firstColumn="1" w:lastColumn="0" w:noHBand="0" w:noVBand="1"/>
       </w:tblPr>
@@ -1933,8 +1933,19 @@
           <w:sz w:val="28"/>
           <w:szCs w:val="28"/>
         </w:rPr>
-        <w:t>Легенда о Vox Machina</w:t>
-      </w:r>
+        <w:t xml:space="preserve">Легенда о </w:t>
+      </w:r>
+      <w:proofErr w:type="spellStart"/>
+      <w:r>
+        <w:rPr>
+          <w:rFonts w:ascii="Times New Roman" w:hAnsi="Times New Roman" w:cs="Times New Roman"/>
+          <w:color w:val="000000" w:themeColor="text1"/>
+          <w:sz w:val="28"/>
+          <w:szCs w:val="28"/>
+        </w:rPr>
+        <w:t>Vox</w:t>
+      </w:r>
+      <w:proofErr w:type="spellEnd"/>
       <w:r>
         <w:rPr>
           <w:rFonts w:ascii="Times New Roman" w:hAnsi="Times New Roman" w:cs="Times New Roman"/>
@@ -1944,6 +1955,26 @@
         </w:rPr>
         <w:t xml:space="preserve"> </w:t>
       </w:r>
+      <w:proofErr w:type="spellStart"/>
+      <w:r>
+        <w:rPr>
+          <w:rFonts w:ascii="Times New Roman" w:hAnsi="Times New Roman" w:cs="Times New Roman"/>
+          <w:color w:val="000000" w:themeColor="text1"/>
+          <w:sz w:val="28"/>
+          <w:szCs w:val="28"/>
+        </w:rPr>
+        <w:t>Machina</w:t>
+      </w:r>
+      <w:proofErr w:type="spellEnd"/>
+      <w:r>
+        <w:rPr>
+          <w:rFonts w:ascii="Times New Roman" w:hAnsi="Times New Roman" w:cs="Times New Roman"/>
+          <w:color w:val="000000" w:themeColor="text1"/>
+          <w:sz w:val="28"/>
+          <w:szCs w:val="28"/>
+        </w:rPr>
+        <w:t xml:space="preserve"> </w:t>
+      </w:r>
       <w:r>
         <w:rPr>
           <w:rFonts w:ascii="Times New Roman" w:hAnsi="Times New Roman" w:cs="Times New Roman"/>
@@ -1960,16 +1991,7 @@
           <w:sz w:val="28"/>
           <w:szCs w:val="28"/>
         </w:rPr>
-        <w:t xml:space="preserve">Могучая </w:t>
-      </w:r>
-      <w:r>
-        <w:rPr>
-          <w:rFonts w:ascii="Times New Roman" w:hAnsi="Times New Roman" w:cs="Times New Roman"/>
-          <w:color w:val="000000" w:themeColor="text1"/>
-          <w:sz w:val="28"/>
-          <w:szCs w:val="28"/>
-        </w:rPr>
-        <w:t>девятка</w:t>
+        <w:t>Могучая девятка</w:t>
       </w:r>
       <w:r>
         <w:rPr>
@@ -2023,6 +2045,81 @@
     </w:p>
     <w:p>
       <w:pPr>
+        <w:widowControl w:val="0"/>
+        <w:numPr>
+          <w:ilvl w:val="0"/>
+          <w:numId w:val="3"/>
+        </w:numPr>
+        <w:tabs>
+          <w:tab w:val="left" w:pos="1276"/>
+        </w:tabs>
+        <w:autoSpaceDE w:val="0"/>
+        <w:autoSpaceDN w:val="0"/>
+        <w:spacing w:after="0" w:line="360" w:lineRule="auto"/>
+        <w:ind w:left="0" w:firstLine="709"/>
+        <w:jc w:val="both"/>
+        <w:rPr>
+          <w:rFonts w:ascii="Times New Roman" w:eastAsiaTheme="minorEastAsia" w:hAnsi="Times New Roman" w:cs="Times New Roman"/>
+          <w:kern w:val="0"/>
+          <w:sz w:val="28"/>
+          <w:szCs w:val="28"/>
+          <w:lang w:eastAsia="ru-RU"/>
+          <w14:ligatures w14:val="none"/>
+        </w:rPr>
+      </w:pPr>
+    </w:p>
+    <w:p>
+      <w:pPr>
+        <w:widowControl w:val="0"/>
+        <w:numPr>
+          <w:ilvl w:val="0"/>
+          <w:numId w:val="3"/>
+        </w:numPr>
+        <w:tabs>
+          <w:tab w:val="left" w:pos="1276"/>
+        </w:tabs>
+        <w:autoSpaceDE w:val="0"/>
+        <w:autoSpaceDN w:val="0"/>
+        <w:spacing w:after="0" w:line="360" w:lineRule="auto"/>
+        <w:ind w:left="0" w:firstLine="709"/>
+        <w:jc w:val="both"/>
+        <w:rPr>
+          <w:rFonts w:ascii="Times New Roman" w:eastAsiaTheme="minorEastAsia" w:hAnsi="Times New Roman" w:cs="Times New Roman"/>
+          <w:kern w:val="0"/>
+          <w:sz w:val="28"/>
+          <w:szCs w:val="28"/>
+          <w:lang w:eastAsia="ru-RU"/>
+          <w14:ligatures w14:val="none"/>
+        </w:rPr>
+      </w:pPr>
+    </w:p>
+    <w:p>
+      <w:pPr>
+        <w:widowControl w:val="0"/>
+        <w:numPr>
+          <w:ilvl w:val="0"/>
+          <w:numId w:val="3"/>
+        </w:numPr>
+        <w:tabs>
+          <w:tab w:val="left" w:pos="1276"/>
+        </w:tabs>
+        <w:autoSpaceDE w:val="0"/>
+        <w:autoSpaceDN w:val="0"/>
+        <w:spacing w:after="0" w:line="360" w:lineRule="auto"/>
+        <w:ind w:left="0" w:firstLine="709"/>
+        <w:jc w:val="both"/>
+        <w:rPr>
+          <w:rFonts w:ascii="Times New Roman" w:eastAsiaTheme="minorEastAsia" w:hAnsi="Times New Roman" w:cs="Times New Roman"/>
+          <w:kern w:val="0"/>
+          <w:sz w:val="28"/>
+          <w:szCs w:val="28"/>
+          <w:lang w:eastAsia="ru-RU"/>
+          <w14:ligatures w14:val="none"/>
+        </w:rPr>
+      </w:pPr>
+    </w:p>
+    <w:p>
+      <w:pPr>
         <w:spacing w:after="0" w:line="360" w:lineRule="auto"/>
         <w:ind w:firstLine="709"/>
         <w:jc w:val="both"/>
@@ -2033,6 +2130,72 @@
           <w:szCs w:val="28"/>
         </w:rPr>
       </w:pPr>
+      <w:r>
+        <w:rPr>
+          <w:rFonts w:ascii="Times New Roman" w:hAnsi="Times New Roman" w:cs="Times New Roman"/>
+          <w:color w:val="000000" w:themeColor="text1"/>
+          <w:sz w:val="28"/>
+          <w:szCs w:val="28"/>
+        </w:rPr>
+        <w:t xml:space="preserve">Гипотеза данного исследования – использование мобильного приложения для облегчения игрового процесса в настольную ролевую игру </w:t>
+      </w:r>
+      <w:r>
+        <w:rPr>
+          <w:rFonts w:ascii="Times New Roman" w:hAnsi="Times New Roman" w:cs="Times New Roman"/>
+          <w:color w:val="000000" w:themeColor="text1"/>
+          <w:sz w:val="28"/>
+          <w:szCs w:val="28"/>
+          <w:lang w:val="en-US"/>
+        </w:rPr>
+        <w:t>Dungeon</w:t>
+      </w:r>
+      <w:r>
+        <w:rPr>
+          <w:rFonts w:ascii="Times New Roman" w:hAnsi="Times New Roman" w:cs="Times New Roman"/>
+          <w:color w:val="000000" w:themeColor="text1"/>
+          <w:sz w:val="28"/>
+          <w:szCs w:val="28"/>
+        </w:rPr>
+        <w:t xml:space="preserve"> </w:t>
+      </w:r>
+      <w:r>
+        <w:rPr>
+          <w:rFonts w:ascii="Times New Roman" w:hAnsi="Times New Roman" w:cs="Times New Roman"/>
+          <w:color w:val="000000" w:themeColor="text1"/>
+          <w:sz w:val="28"/>
+          <w:szCs w:val="28"/>
+          <w:lang w:val="en-US"/>
+        </w:rPr>
+        <w:t>and</w:t>
+      </w:r>
+      <w:r>
+        <w:rPr>
+          <w:rFonts w:ascii="Times New Roman" w:hAnsi="Times New Roman" w:cs="Times New Roman"/>
+          <w:color w:val="000000" w:themeColor="text1"/>
+          <w:sz w:val="28"/>
+          <w:szCs w:val="28"/>
+        </w:rPr>
+        <w:t xml:space="preserve"> </w:t>
+      </w:r>
+      <w:r>
+        <w:rPr>
+          <w:rFonts w:ascii="Times New Roman" w:hAnsi="Times New Roman" w:cs="Times New Roman"/>
+          <w:color w:val="000000" w:themeColor="text1"/>
+          <w:sz w:val="28"/>
+          <w:szCs w:val="28"/>
+          <w:lang w:val="en-US"/>
+        </w:rPr>
+        <w:t>Dragons</w:t>
+      </w:r>
+      <w:r>
+        <w:rPr>
+          <w:rFonts w:ascii="Times New Roman" w:hAnsi="Times New Roman" w:cs="Times New Roman"/>
+          <w:color w:val="000000" w:themeColor="text1"/>
+          <w:sz w:val="28"/>
+          <w:szCs w:val="28"/>
+        </w:rPr>
+        <w:t xml:space="preserve"> и повышение вовлеченности в игровой процесс непосредственно игроков и ведущих игр (мастеров).</w:t>
+      </w:r>
     </w:p>
     <w:p>
       <w:pPr>
@@ -2053,16 +2216,7 @@
           <w:sz w:val="28"/>
           <w:szCs w:val="28"/>
         </w:rPr>
-        <w:t>…</w:t>
-      </w:r>
-      <w:r>
-        <w:rPr>
-          <w:rFonts w:ascii="Times New Roman" w:hAnsi="Times New Roman" w:cs="Times New Roman"/>
-          <w:color w:val="000000" w:themeColor="text1"/>
-          <w:sz w:val="28"/>
-          <w:szCs w:val="28"/>
-        </w:rPr>
-        <w:t xml:space="preserve"> </w:t>
+        <w:t>Объектом исследования является сфера настольных ролевых игр.</w:t>
       </w:r>
     </w:p>
     <w:p>
@@ -2077,6 +2231,105 @@
           <w:szCs w:val="28"/>
         </w:rPr>
       </w:pPr>
+      <w:r>
+        <w:rPr>
+          <w:rFonts w:ascii="Times New Roman" w:hAnsi="Times New Roman" w:cs="Times New Roman"/>
+          <w:color w:val="000000" w:themeColor="text1"/>
+          <w:sz w:val="28"/>
+          <w:szCs w:val="28"/>
+        </w:rPr>
+        <w:t xml:space="preserve">Предметом исследования является мобильное приложение для </w:t>
+      </w:r>
+      <w:r>
+        <w:rPr>
+          <w:rFonts w:ascii="Times New Roman" w:hAnsi="Times New Roman" w:cs="Times New Roman"/>
+          <w:color w:val="000000" w:themeColor="text1"/>
+          <w:sz w:val="28"/>
+          <w:szCs w:val="28"/>
+        </w:rPr>
+        <w:t>упро</w:t>
+      </w:r>
+      <w:r>
+        <w:rPr>
+          <w:rFonts w:ascii="Times New Roman" w:hAnsi="Times New Roman" w:cs="Times New Roman"/>
+          <w:color w:val="000000" w:themeColor="text1"/>
+          <w:sz w:val="28"/>
+          <w:szCs w:val="28"/>
+        </w:rPr>
+        <w:t>щения</w:t>
+      </w:r>
+      <w:r>
+        <w:rPr>
+          <w:rFonts w:ascii="Times New Roman" w:hAnsi="Times New Roman" w:cs="Times New Roman"/>
+          <w:color w:val="000000" w:themeColor="text1"/>
+          <w:sz w:val="28"/>
+          <w:szCs w:val="28"/>
+        </w:rPr>
+        <w:t xml:space="preserve"> </w:t>
+      </w:r>
+      <w:r>
+        <w:rPr>
+          <w:rFonts w:ascii="Times New Roman" w:hAnsi="Times New Roman" w:cs="Times New Roman"/>
+          <w:color w:val="000000" w:themeColor="text1"/>
+          <w:sz w:val="28"/>
+          <w:szCs w:val="28"/>
+        </w:rPr>
+        <w:t>игрового процесса настольной игры</w:t>
+      </w:r>
+      <w:r>
+        <w:rPr>
+          <w:rFonts w:ascii="Times New Roman" w:hAnsi="Times New Roman" w:cs="Times New Roman"/>
+          <w:color w:val="000000" w:themeColor="text1"/>
+          <w:sz w:val="28"/>
+          <w:szCs w:val="28"/>
+        </w:rPr>
+        <w:t xml:space="preserve"> и </w:t>
+      </w:r>
+      <w:r>
+        <w:rPr>
+          <w:rFonts w:ascii="Times New Roman" w:hAnsi="Times New Roman" w:cs="Times New Roman"/>
+          <w:color w:val="000000" w:themeColor="text1"/>
+          <w:sz w:val="28"/>
+          <w:szCs w:val="28"/>
+        </w:rPr>
+        <w:t>облегчения</w:t>
+      </w:r>
+      <w:r>
+        <w:rPr>
+          <w:rFonts w:ascii="Times New Roman" w:hAnsi="Times New Roman" w:cs="Times New Roman"/>
+          <w:color w:val="000000" w:themeColor="text1"/>
+          <w:sz w:val="28"/>
+          <w:szCs w:val="28"/>
+        </w:rPr>
+        <w:t xml:space="preserve"> вход</w:t>
+      </w:r>
+      <w:r>
+        <w:rPr>
+          <w:rFonts w:ascii="Times New Roman" w:hAnsi="Times New Roman" w:cs="Times New Roman"/>
+          <w:color w:val="000000" w:themeColor="text1"/>
+          <w:sz w:val="28"/>
+          <w:szCs w:val="28"/>
+        </w:rPr>
+        <w:t>а</w:t>
+      </w:r>
+      <w:r>
+        <w:rPr>
+          <w:rFonts w:ascii="Times New Roman" w:hAnsi="Times New Roman" w:cs="Times New Roman"/>
+          <w:color w:val="000000" w:themeColor="text1"/>
+          <w:sz w:val="28"/>
+          <w:szCs w:val="28"/>
+        </w:rPr>
+        <w:t xml:space="preserve"> новым</w:t>
+      </w:r>
+      <w:r>
+        <w:rPr>
+          <w:rFonts w:ascii="Times New Roman" w:hAnsi="Times New Roman" w:cs="Times New Roman"/>
+          <w:color w:val="000000" w:themeColor="text1"/>
+          <w:sz w:val="28"/>
+          <w:szCs w:val="28"/>
+        </w:rPr>
+        <w:t xml:space="preserve"> игрокам.</w:t>
+      </w:r>
     </w:p>
     <w:p>
       <w:pPr>
@@ -2085,15 +2338,879 @@
         <w:jc w:val="both"/>
         <w:rPr>
           <w:rFonts w:ascii="Times New Roman" w:hAnsi="Times New Roman" w:cs="Times New Roman"/>
-          <w:color w:val="000000" w:themeColor="text1"/>
-          <w:sz w:val="28"/>
-          <w:szCs w:val="28"/>
-        </w:rPr>
-      </w:pPr>
-      <w:r>
-        <w:rPr>
-          <w:rFonts w:ascii="Times New Roman" w:hAnsi="Times New Roman" w:cs="Times New Roman"/>
-          <w:color w:val="000000" w:themeColor="text1"/>
+          <w:sz w:val="28"/>
+          <w:szCs w:val="28"/>
+        </w:rPr>
+      </w:pPr>
+      <w:r>
+        <w:rPr>
+          <w:rFonts w:ascii="Times New Roman" w:hAnsi="Times New Roman" w:cs="Times New Roman"/>
+          <w:sz w:val="28"/>
+          <w:szCs w:val="28"/>
+        </w:rPr>
+        <w:t xml:space="preserve">Цель данной работы заключается в проектировании и разработке </w:t>
+      </w:r>
+      <w:r>
+        <w:rPr>
+          <w:rFonts w:ascii="Times New Roman" w:hAnsi="Times New Roman" w:cs="Times New Roman"/>
+          <w:sz w:val="28"/>
+          <w:szCs w:val="28"/>
+        </w:rPr>
+        <w:t xml:space="preserve">мобильного приложения </w:t>
+      </w:r>
+      <w:r>
+        <w:rPr>
+          <w:rFonts w:ascii="Times New Roman" w:hAnsi="Times New Roman" w:cs="Times New Roman"/>
+          <w:color w:val="000000" w:themeColor="text1"/>
+          <w:sz w:val="28"/>
+          <w:szCs w:val="28"/>
+        </w:rPr>
+        <w:t>для упрощения игрового процесса настольной игры и облегчения входа новым игрокам</w:t>
+      </w:r>
+      <w:r>
+        <w:rPr>
+          <w:rFonts w:ascii="Times New Roman" w:hAnsi="Times New Roman" w:cs="Times New Roman"/>
+          <w:sz w:val="28"/>
+          <w:szCs w:val="28"/>
+        </w:rPr>
+        <w:t>. Для достижения поставленной цели необходимо решить следующие задачи:</w:t>
+      </w:r>
+    </w:p>
+    <w:p>
+      <w:pPr>
+        <w:widowControl w:val="0"/>
+        <w:numPr>
+          <w:ilvl w:val="0"/>
+          <w:numId w:val="4"/>
+        </w:numPr>
+        <w:tabs>
+          <w:tab w:val="left" w:pos="1276"/>
+        </w:tabs>
+        <w:autoSpaceDE w:val="0"/>
+        <w:autoSpaceDN w:val="0"/>
+        <w:spacing w:after="0" w:line="360" w:lineRule="auto"/>
+        <w:ind w:left="0" w:firstLine="709"/>
+        <w:jc w:val="both"/>
+        <w:rPr>
+          <w:rFonts w:ascii="Times New Roman" w:eastAsia="Times New Roman" w:hAnsi="Times New Roman" w:cs="Times New Roman"/>
+          <w:sz w:val="28"/>
+        </w:rPr>
+      </w:pPr>
+      <w:r>
+        <w:rPr>
+          <w:rFonts w:ascii="Times New Roman" w:hAnsi="Times New Roman" w:cs="Times New Roman"/>
+          <w:sz w:val="28"/>
+          <w:szCs w:val="28"/>
+        </w:rPr>
+        <w:t>п</w:t>
+      </w:r>
+      <w:r>
+        <w:rPr>
+          <w:rFonts w:ascii="Times New Roman" w:hAnsi="Times New Roman" w:cs="Times New Roman"/>
+          <w:sz w:val="28"/>
+          <w:szCs w:val="28"/>
+        </w:rPr>
+        <w:t>ровести анализ предметной области, в</w:t>
+      </w:r>
+      <w:r>
+        <w:rPr>
+          <w:rFonts w:ascii="Times New Roman" w:hAnsi="Times New Roman" w:cs="Times New Roman"/>
+          <w:sz w:val="28"/>
+          <w:szCs w:val="28"/>
+        </w:rPr>
+        <w:t xml:space="preserve"> том числе конкурентных </w:t>
+      </w:r>
+      <w:r>
+        <w:rPr>
+          <w:rFonts w:ascii="Times New Roman" w:hAnsi="Times New Roman" w:cs="Times New Roman"/>
+          <w:sz w:val="28"/>
+          <w:szCs w:val="28"/>
+        </w:rPr>
+        <w:lastRenderedPageBreak/>
+        <w:t>решений</w:t>
+      </w:r>
+      <w:r>
+        <w:rPr>
+          <w:rFonts w:ascii="Times New Roman" w:hAnsi="Times New Roman" w:cs="Times New Roman"/>
+          <w:sz w:val="28"/>
+          <w:szCs w:val="28"/>
+        </w:rPr>
+        <w:t>;</w:t>
+      </w:r>
+    </w:p>
+    <w:p>
+      <w:pPr>
+        <w:widowControl w:val="0"/>
+        <w:numPr>
+          <w:ilvl w:val="0"/>
+          <w:numId w:val="4"/>
+        </w:numPr>
+        <w:tabs>
+          <w:tab w:val="left" w:pos="1276"/>
+        </w:tabs>
+        <w:autoSpaceDE w:val="0"/>
+        <w:autoSpaceDN w:val="0"/>
+        <w:spacing w:after="0" w:line="360" w:lineRule="auto"/>
+        <w:ind w:left="0" w:firstLine="709"/>
+        <w:jc w:val="both"/>
+        <w:rPr>
+          <w:rFonts w:ascii="Times New Roman" w:eastAsia="Times New Roman" w:hAnsi="Times New Roman" w:cs="Times New Roman"/>
+          <w:sz w:val="28"/>
+        </w:rPr>
+      </w:pPr>
+      <w:r>
+        <w:rPr>
+          <w:rFonts w:ascii="Times New Roman" w:hAnsi="Times New Roman" w:cs="Times New Roman"/>
+          <w:sz w:val="28"/>
+          <w:szCs w:val="28"/>
+        </w:rPr>
+        <w:t>провести обзор и анализ средств разработки, выбрать оптимальные варианты и обосновать выбор</w:t>
+      </w:r>
+      <w:r>
+        <w:rPr>
+          <w:rFonts w:ascii="Times New Roman" w:hAnsi="Times New Roman" w:cs="Times New Roman"/>
+          <w:sz w:val="28"/>
+          <w:szCs w:val="28"/>
+        </w:rPr>
+        <w:t>;</w:t>
+      </w:r>
+    </w:p>
+    <w:p>
+      <w:pPr>
+        <w:widowControl w:val="0"/>
+        <w:numPr>
+          <w:ilvl w:val="0"/>
+          <w:numId w:val="4"/>
+        </w:numPr>
+        <w:tabs>
+          <w:tab w:val="left" w:pos="1276"/>
+        </w:tabs>
+        <w:autoSpaceDE w:val="0"/>
+        <w:autoSpaceDN w:val="0"/>
+        <w:spacing w:after="0" w:line="360" w:lineRule="auto"/>
+        <w:ind w:left="0" w:firstLine="709"/>
+        <w:jc w:val="both"/>
+        <w:rPr>
+          <w:rFonts w:ascii="Times New Roman" w:eastAsia="Times New Roman" w:hAnsi="Times New Roman" w:cs="Times New Roman"/>
+          <w:sz w:val="28"/>
+        </w:rPr>
+      </w:pPr>
+      <w:r>
+        <w:rPr>
+          <w:rFonts w:ascii="Times New Roman" w:hAnsi="Times New Roman" w:cs="Times New Roman"/>
+          <w:sz w:val="28"/>
+          <w:szCs w:val="28"/>
+        </w:rPr>
+        <w:t>с</w:t>
+      </w:r>
+      <w:r>
+        <w:rPr>
+          <w:rFonts w:ascii="Times New Roman" w:hAnsi="Times New Roman" w:cs="Times New Roman"/>
+          <w:sz w:val="28"/>
+          <w:szCs w:val="28"/>
+        </w:rPr>
+        <w:t>формировать требования к системе и поставить задачи на проектирование и разработку</w:t>
+      </w:r>
+      <w:r>
+        <w:rPr>
+          <w:rFonts w:ascii="Times New Roman" w:hAnsi="Times New Roman" w:cs="Times New Roman"/>
+          <w:sz w:val="28"/>
+          <w:szCs w:val="28"/>
+        </w:rPr>
+        <w:t>;</w:t>
+      </w:r>
+    </w:p>
+    <w:p>
+      <w:pPr>
+        <w:widowControl w:val="0"/>
+        <w:numPr>
+          <w:ilvl w:val="0"/>
+          <w:numId w:val="4"/>
+        </w:numPr>
+        <w:tabs>
+          <w:tab w:val="left" w:pos="1276"/>
+        </w:tabs>
+        <w:autoSpaceDE w:val="0"/>
+        <w:autoSpaceDN w:val="0"/>
+        <w:spacing w:after="0" w:line="360" w:lineRule="auto"/>
+        <w:ind w:left="0" w:firstLine="709"/>
+        <w:jc w:val="both"/>
+        <w:rPr>
+          <w:rFonts w:ascii="Times New Roman" w:eastAsia="Times New Roman" w:hAnsi="Times New Roman" w:cs="Times New Roman"/>
+          <w:sz w:val="28"/>
+        </w:rPr>
+      </w:pPr>
+      <w:r>
+        <w:rPr>
+          <w:rFonts w:ascii="Times New Roman" w:hAnsi="Times New Roman" w:cs="Times New Roman"/>
+          <w:sz w:val="28"/>
+          <w:szCs w:val="28"/>
+        </w:rPr>
+        <w:t>определить информационные процессы предметной области и формализовать их</w:t>
+      </w:r>
+      <w:r>
+        <w:rPr>
+          <w:rFonts w:ascii="Times New Roman" w:hAnsi="Times New Roman" w:cs="Times New Roman"/>
+          <w:sz w:val="28"/>
+          <w:szCs w:val="28"/>
+        </w:rPr>
+        <w:t>;</w:t>
+      </w:r>
+    </w:p>
+    <w:p>
+      <w:pPr>
+        <w:widowControl w:val="0"/>
+        <w:numPr>
+          <w:ilvl w:val="0"/>
+          <w:numId w:val="4"/>
+        </w:numPr>
+        <w:tabs>
+          <w:tab w:val="left" w:pos="1276"/>
+        </w:tabs>
+        <w:autoSpaceDE w:val="0"/>
+        <w:autoSpaceDN w:val="0"/>
+        <w:spacing w:after="0" w:line="360" w:lineRule="auto"/>
+        <w:ind w:left="0" w:firstLine="709"/>
+        <w:jc w:val="both"/>
+        <w:rPr>
+          <w:rFonts w:ascii="Times New Roman" w:eastAsia="Times New Roman" w:hAnsi="Times New Roman" w:cs="Times New Roman"/>
+          <w:sz w:val="28"/>
+        </w:rPr>
+      </w:pPr>
+      <w:r>
+        <w:rPr>
+          <w:rFonts w:ascii="Times New Roman" w:hAnsi="Times New Roman" w:cs="Times New Roman"/>
+          <w:sz w:val="28"/>
+          <w:szCs w:val="28"/>
+        </w:rPr>
+        <w:t>спроектировать архитектуру мобильного приложения и логику бизнес-процессов</w:t>
+      </w:r>
+      <w:r>
+        <w:rPr>
+          <w:rFonts w:ascii="Times New Roman" w:hAnsi="Times New Roman" w:cs="Times New Roman"/>
+          <w:sz w:val="28"/>
+          <w:szCs w:val="28"/>
+        </w:rPr>
+        <w:t>;</w:t>
+      </w:r>
+    </w:p>
+    <w:p>
+      <w:pPr>
+        <w:widowControl w:val="0"/>
+        <w:numPr>
+          <w:ilvl w:val="0"/>
+          <w:numId w:val="4"/>
+        </w:numPr>
+        <w:tabs>
+          <w:tab w:val="left" w:pos="1276"/>
+        </w:tabs>
+        <w:autoSpaceDE w:val="0"/>
+        <w:autoSpaceDN w:val="0"/>
+        <w:spacing w:after="0" w:line="360" w:lineRule="auto"/>
+        <w:ind w:left="0" w:firstLine="709"/>
+        <w:jc w:val="both"/>
+        <w:rPr>
+          <w:rFonts w:ascii="Times New Roman" w:eastAsia="Times New Roman" w:hAnsi="Times New Roman" w:cs="Times New Roman"/>
+          <w:sz w:val="28"/>
+        </w:rPr>
+      </w:pPr>
+      <w:r>
+        <w:rPr>
+          <w:rFonts w:ascii="Times New Roman" w:hAnsi="Times New Roman" w:cs="Times New Roman"/>
+          <w:sz w:val="28"/>
+          <w:szCs w:val="28"/>
+        </w:rPr>
+        <w:t>спроектировать схему базы данных</w:t>
+      </w:r>
+      <w:r>
+        <w:rPr>
+          <w:rFonts w:ascii="Times New Roman" w:hAnsi="Times New Roman" w:cs="Times New Roman"/>
+          <w:sz w:val="28"/>
+          <w:szCs w:val="28"/>
+          <w:lang w:val="en-US"/>
+        </w:rPr>
+        <w:t>;</w:t>
+      </w:r>
+    </w:p>
+    <w:p>
+      <w:pPr>
+        <w:widowControl w:val="0"/>
+        <w:numPr>
+          <w:ilvl w:val="0"/>
+          <w:numId w:val="4"/>
+        </w:numPr>
+        <w:tabs>
+          <w:tab w:val="left" w:pos="1276"/>
+        </w:tabs>
+        <w:autoSpaceDE w:val="0"/>
+        <w:autoSpaceDN w:val="0"/>
+        <w:spacing w:after="0" w:line="360" w:lineRule="auto"/>
+        <w:ind w:left="0" w:firstLine="709"/>
+        <w:jc w:val="both"/>
+        <w:rPr>
+          <w:rFonts w:ascii="Times New Roman" w:eastAsia="Times New Roman" w:hAnsi="Times New Roman" w:cs="Times New Roman"/>
+          <w:sz w:val="28"/>
+        </w:rPr>
+      </w:pPr>
+      <w:r>
+        <w:rPr>
+          <w:rFonts w:ascii="Times New Roman" w:hAnsi="Times New Roman" w:cs="Times New Roman"/>
+          <w:sz w:val="28"/>
+          <w:szCs w:val="28"/>
+        </w:rPr>
+        <w:t>определить задачи на разработку</w:t>
+      </w:r>
+      <w:r>
+        <w:rPr>
+          <w:rFonts w:ascii="Times New Roman" w:hAnsi="Times New Roman" w:cs="Times New Roman"/>
+          <w:sz w:val="28"/>
+          <w:szCs w:val="28"/>
+          <w:lang w:val="en-US"/>
+        </w:rPr>
+        <w:t>;</w:t>
+      </w:r>
+    </w:p>
+    <w:p>
+      <w:pPr>
+        <w:widowControl w:val="0"/>
+        <w:numPr>
+          <w:ilvl w:val="0"/>
+          <w:numId w:val="4"/>
+        </w:numPr>
+        <w:tabs>
+          <w:tab w:val="left" w:pos="1276"/>
+        </w:tabs>
+        <w:autoSpaceDE w:val="0"/>
+        <w:autoSpaceDN w:val="0"/>
+        <w:spacing w:after="0" w:line="360" w:lineRule="auto"/>
+        <w:ind w:left="0" w:firstLine="709"/>
+        <w:jc w:val="both"/>
+        <w:rPr>
+          <w:rFonts w:ascii="Times New Roman" w:eastAsia="Times New Roman" w:hAnsi="Times New Roman" w:cs="Times New Roman"/>
+          <w:sz w:val="28"/>
+        </w:rPr>
+      </w:pPr>
+      <w:r>
+        <w:rPr>
+          <w:rFonts w:ascii="Times New Roman" w:hAnsi="Times New Roman" w:cs="Times New Roman"/>
+          <w:sz w:val="28"/>
+          <w:szCs w:val="28"/>
+        </w:rPr>
+        <w:t>реализовать серверную часть мобильного приложения</w:t>
+      </w:r>
+      <w:r>
+        <w:rPr>
+          <w:rFonts w:ascii="Times New Roman" w:hAnsi="Times New Roman" w:cs="Times New Roman"/>
+          <w:sz w:val="28"/>
+          <w:szCs w:val="28"/>
+        </w:rPr>
+        <w:t>;</w:t>
+      </w:r>
+    </w:p>
+    <w:p>
+      <w:pPr>
+        <w:widowControl w:val="0"/>
+        <w:numPr>
+          <w:ilvl w:val="0"/>
+          <w:numId w:val="4"/>
+        </w:numPr>
+        <w:tabs>
+          <w:tab w:val="left" w:pos="1276"/>
+        </w:tabs>
+        <w:autoSpaceDE w:val="0"/>
+        <w:autoSpaceDN w:val="0"/>
+        <w:spacing w:after="0" w:line="360" w:lineRule="auto"/>
+        <w:ind w:left="0" w:firstLine="709"/>
+        <w:jc w:val="both"/>
+        <w:rPr>
+          <w:rFonts w:ascii="Times New Roman" w:eastAsia="Times New Roman" w:hAnsi="Times New Roman" w:cs="Times New Roman"/>
+          <w:sz w:val="28"/>
+        </w:rPr>
+      </w:pPr>
+      <w:r>
+        <w:rPr>
+          <w:rFonts w:ascii="Times New Roman" w:hAnsi="Times New Roman" w:cs="Times New Roman"/>
+          <w:sz w:val="28"/>
+          <w:szCs w:val="28"/>
+        </w:rPr>
+        <w:t>реализовать клиентскую часть мобильного приложения</w:t>
+      </w:r>
+      <w:r>
+        <w:rPr>
+          <w:rFonts w:ascii="Times New Roman" w:hAnsi="Times New Roman" w:cs="Times New Roman"/>
+          <w:sz w:val="28"/>
+          <w:szCs w:val="28"/>
+        </w:rPr>
+        <w:t>;</w:t>
+      </w:r>
+    </w:p>
+    <w:p>
+      <w:pPr>
+        <w:widowControl w:val="0"/>
+        <w:numPr>
+          <w:ilvl w:val="0"/>
+          <w:numId w:val="4"/>
+        </w:numPr>
+        <w:tabs>
+          <w:tab w:val="left" w:pos="1276"/>
+        </w:tabs>
+        <w:autoSpaceDE w:val="0"/>
+        <w:autoSpaceDN w:val="0"/>
+        <w:spacing w:after="0" w:line="360" w:lineRule="auto"/>
+        <w:ind w:left="0" w:firstLine="709"/>
+        <w:jc w:val="both"/>
+        <w:rPr>
+          <w:rFonts w:ascii="Times New Roman" w:eastAsia="Times New Roman" w:hAnsi="Times New Roman" w:cs="Times New Roman"/>
+          <w:sz w:val="28"/>
+        </w:rPr>
+      </w:pPr>
+      <w:r>
+        <w:rPr>
+          <w:rFonts w:ascii="Times New Roman" w:hAnsi="Times New Roman" w:cs="Times New Roman"/>
+          <w:sz w:val="28"/>
+          <w:szCs w:val="28"/>
+        </w:rPr>
+        <w:t>провести демонстрацию и тестирование мобильного приложения</w:t>
+      </w:r>
+      <w:r>
+        <w:rPr>
+          <w:rFonts w:ascii="Times New Roman" w:hAnsi="Times New Roman" w:cs="Times New Roman"/>
+          <w:sz w:val="28"/>
+          <w:szCs w:val="28"/>
+        </w:rPr>
+        <w:t>;</w:t>
+      </w:r>
+    </w:p>
+    <w:p>
+      <w:pPr>
+        <w:widowControl w:val="0"/>
+        <w:numPr>
+          <w:ilvl w:val="0"/>
+          <w:numId w:val="4"/>
+        </w:numPr>
+        <w:tabs>
+          <w:tab w:val="left" w:pos="1276"/>
+        </w:tabs>
+        <w:autoSpaceDE w:val="0"/>
+        <w:autoSpaceDN w:val="0"/>
+        <w:spacing w:after="0" w:line="360" w:lineRule="auto"/>
+        <w:ind w:left="0" w:firstLine="709"/>
+        <w:jc w:val="both"/>
+        <w:rPr>
+          <w:rFonts w:ascii="Times New Roman" w:eastAsia="Times New Roman" w:hAnsi="Times New Roman" w:cs="Times New Roman"/>
+          <w:sz w:val="28"/>
+        </w:rPr>
+      </w:pPr>
+      <w:r>
+        <w:rPr>
+          <w:rFonts w:ascii="Times New Roman" w:hAnsi="Times New Roman" w:cs="Times New Roman"/>
+          <w:sz w:val="28"/>
+          <w:szCs w:val="28"/>
+        </w:rPr>
+        <w:t>провести расчет вычислительной и емкостной сложности</w:t>
+      </w:r>
+      <w:r>
+        <w:rPr>
+          <w:rFonts w:ascii="Times New Roman" w:hAnsi="Times New Roman" w:cs="Times New Roman"/>
+          <w:sz w:val="28"/>
+          <w:szCs w:val="28"/>
+        </w:rPr>
+        <w:t>;</w:t>
+      </w:r>
+    </w:p>
+    <w:p>
+      <w:pPr>
+        <w:widowControl w:val="0"/>
+        <w:numPr>
+          <w:ilvl w:val="0"/>
+          <w:numId w:val="4"/>
+        </w:numPr>
+        <w:tabs>
+          <w:tab w:val="left" w:pos="1276"/>
+        </w:tabs>
+        <w:autoSpaceDE w:val="0"/>
+        <w:autoSpaceDN w:val="0"/>
+        <w:spacing w:after="0" w:line="360" w:lineRule="auto"/>
+        <w:ind w:left="0" w:firstLine="709"/>
+        <w:jc w:val="both"/>
+        <w:rPr>
+          <w:rFonts w:ascii="Times New Roman" w:eastAsia="Times New Roman" w:hAnsi="Times New Roman" w:cs="Times New Roman"/>
+          <w:sz w:val="28"/>
+        </w:rPr>
+      </w:pPr>
+      <w:r>
+        <w:rPr>
+          <w:rFonts w:ascii="Times New Roman" w:hAnsi="Times New Roman" w:cs="Times New Roman"/>
+          <w:sz w:val="28"/>
+          <w:szCs w:val="28"/>
+        </w:rPr>
+        <w:t>провести расчет затрат по проекту.</w:t>
+      </w:r>
+    </w:p>
+    <w:p>
+      <w:pPr>
+        <w:spacing w:after="0" w:line="360" w:lineRule="auto"/>
+        <w:ind w:firstLine="709"/>
+        <w:jc w:val="both"/>
+        <w:rPr>
+          <w:rFonts w:ascii="Times New Roman" w:hAnsi="Times New Roman" w:cs="Times New Roman"/>
+          <w:sz w:val="28"/>
+          <w:szCs w:val="28"/>
+        </w:rPr>
+      </w:pPr>
+      <w:r>
+        <w:rPr>
+          <w:rFonts w:ascii="Times New Roman" w:hAnsi="Times New Roman" w:cs="Times New Roman"/>
+          <w:sz w:val="28"/>
+          <w:szCs w:val="28"/>
+        </w:rPr>
+        <w:t>В процессе написания выпускной квалификационной работы автор (дипломник) руководствовался следующими нормативными актами:</w:t>
+      </w:r>
+    </w:p>
+    <w:p>
+      <w:pPr>
+        <w:widowControl w:val="0"/>
+        <w:numPr>
+          <w:ilvl w:val="0"/>
+          <w:numId w:val="5"/>
+        </w:numPr>
+        <w:tabs>
+          <w:tab w:val="left" w:pos="1276"/>
+        </w:tabs>
+        <w:autoSpaceDE w:val="0"/>
+        <w:autoSpaceDN w:val="0"/>
+        <w:spacing w:after="0" w:line="360" w:lineRule="auto"/>
+        <w:ind w:left="0" w:firstLine="709"/>
+        <w:jc w:val="both"/>
+        <w:rPr>
+          <w:rFonts w:ascii="Times New Roman" w:eastAsia="Times New Roman" w:hAnsi="Times New Roman" w:cs="Times New Roman"/>
+          <w:sz w:val="28"/>
+        </w:rPr>
+      </w:pPr>
+      <w:r>
+        <w:rPr>
+          <w:rFonts w:ascii="Times New Roman" w:eastAsia="Times New Roman" w:hAnsi="Times New Roman" w:cs="Times New Roman"/>
+          <w:sz w:val="28"/>
+        </w:rPr>
+        <w:t>«</w:t>
+      </w:r>
+      <w:r>
+        <w:rPr>
+          <w:rFonts w:ascii="Times New Roman" w:eastAsia="Times New Roman" w:hAnsi="Times New Roman" w:cs="Times New Roman"/>
+          <w:sz w:val="28"/>
+        </w:rPr>
+        <w:t>о</w:t>
+      </w:r>
+      <w:r>
+        <w:rPr>
+          <w:rFonts w:ascii="Times New Roman" w:eastAsia="Times New Roman" w:hAnsi="Times New Roman" w:cs="Times New Roman"/>
+          <w:sz w:val="28"/>
+        </w:rPr>
+        <w:t xml:space="preserve"> защите населения и территории от чрезвычайных ситуаций природного и техногенного характера» от 21.12.1994 № 68-ФЗ</w:t>
+      </w:r>
+      <w:r>
+        <w:rPr>
+          <w:rFonts w:ascii="Times New Roman" w:eastAsia="Times New Roman" w:hAnsi="Times New Roman" w:cs="Times New Roman"/>
+          <w:sz w:val="28"/>
+        </w:rPr>
+        <w:t>;</w:t>
+      </w:r>
+    </w:p>
+    <w:p>
+      <w:pPr>
+        <w:widowControl w:val="0"/>
+        <w:numPr>
+          <w:ilvl w:val="0"/>
+          <w:numId w:val="5"/>
+        </w:numPr>
+        <w:tabs>
+          <w:tab w:val="left" w:pos="1276"/>
+        </w:tabs>
+        <w:autoSpaceDE w:val="0"/>
+        <w:autoSpaceDN w:val="0"/>
+        <w:spacing w:after="0" w:line="360" w:lineRule="auto"/>
+        <w:ind w:left="0" w:firstLine="709"/>
+        <w:jc w:val="both"/>
+        <w:rPr>
+          <w:rFonts w:ascii="Times New Roman" w:eastAsia="Times New Roman" w:hAnsi="Times New Roman" w:cs="Times New Roman"/>
+          <w:sz w:val="28"/>
+        </w:rPr>
+      </w:pPr>
+      <w:r>
+        <w:rPr>
+          <w:rFonts w:ascii="Times New Roman" w:eastAsia="Times New Roman" w:hAnsi="Times New Roman" w:cs="Times New Roman"/>
+          <w:sz w:val="28"/>
+        </w:rPr>
+        <w:t>«</w:t>
+      </w:r>
+      <w:r>
+        <w:rPr>
+          <w:rFonts w:ascii="Times New Roman" w:eastAsia="Times New Roman" w:hAnsi="Times New Roman" w:cs="Times New Roman"/>
+          <w:sz w:val="28"/>
+        </w:rPr>
+        <w:t>об</w:t>
+      </w:r>
+      <w:r>
+        <w:rPr>
+          <w:rFonts w:ascii="Times New Roman" w:eastAsia="Times New Roman" w:hAnsi="Times New Roman" w:cs="Times New Roman"/>
+          <w:sz w:val="28"/>
+        </w:rPr>
+        <w:t xml:space="preserve"> основах охраны здоровья граждан в Российской Федерации» от 21.11.2011 № 323-ФЗ</w:t>
+      </w:r>
+      <w:r>
+        <w:rPr>
+          <w:rFonts w:ascii="Times New Roman" w:eastAsia="Times New Roman" w:hAnsi="Times New Roman" w:cs="Times New Roman"/>
+          <w:sz w:val="28"/>
+        </w:rPr>
+        <w:t>;</w:t>
+      </w:r>
+    </w:p>
+    <w:p>
+      <w:pPr>
+        <w:widowControl w:val="0"/>
+        <w:numPr>
+          <w:ilvl w:val="0"/>
+          <w:numId w:val="5"/>
+        </w:numPr>
+        <w:tabs>
+          <w:tab w:val="left" w:pos="1276"/>
+        </w:tabs>
+        <w:autoSpaceDE w:val="0"/>
+        <w:autoSpaceDN w:val="0"/>
+        <w:spacing w:after="0" w:line="360" w:lineRule="auto"/>
+        <w:ind w:left="0" w:firstLine="709"/>
+        <w:jc w:val="both"/>
+        <w:rPr>
+          <w:rFonts w:ascii="Times New Roman" w:eastAsia="Times New Roman" w:hAnsi="Times New Roman" w:cs="Times New Roman"/>
+          <w:sz w:val="28"/>
+        </w:rPr>
+      </w:pPr>
+      <w:r>
+        <w:rPr>
+          <w:rFonts w:ascii="Times New Roman" w:eastAsia="Times New Roman" w:hAnsi="Times New Roman" w:cs="Times New Roman"/>
+          <w:sz w:val="28"/>
+        </w:rPr>
+        <w:t>«</w:t>
+      </w:r>
+      <w:r>
+        <w:rPr>
+          <w:rFonts w:ascii="Times New Roman" w:eastAsia="Times New Roman" w:hAnsi="Times New Roman" w:cs="Times New Roman"/>
+          <w:sz w:val="28"/>
+        </w:rPr>
+        <w:t>о</w:t>
+      </w:r>
+      <w:r>
+        <w:rPr>
+          <w:rFonts w:ascii="Times New Roman" w:eastAsia="Times New Roman" w:hAnsi="Times New Roman" w:cs="Times New Roman"/>
+          <w:sz w:val="28"/>
+        </w:rPr>
+        <w:t xml:space="preserve"> гражданской обороне» от 12.02.1998 № 28-ФЗ</w:t>
+      </w:r>
+      <w:r>
+        <w:rPr>
+          <w:rFonts w:ascii="Times New Roman" w:eastAsia="Times New Roman" w:hAnsi="Times New Roman" w:cs="Times New Roman"/>
+          <w:sz w:val="28"/>
+        </w:rPr>
+        <w:t>;</w:t>
+      </w:r>
+    </w:p>
+    <w:p>
+      <w:pPr>
+        <w:widowControl w:val="0"/>
+        <w:numPr>
+          <w:ilvl w:val="0"/>
+          <w:numId w:val="5"/>
+        </w:numPr>
+        <w:tabs>
+          <w:tab w:val="left" w:pos="1276"/>
+        </w:tabs>
+        <w:autoSpaceDE w:val="0"/>
+        <w:autoSpaceDN w:val="0"/>
+        <w:spacing w:after="0" w:line="360" w:lineRule="auto"/>
+        <w:ind w:left="0" w:firstLine="709"/>
+        <w:jc w:val="both"/>
+        <w:rPr>
+          <w:rFonts w:ascii="Times New Roman" w:eastAsia="Times New Roman" w:hAnsi="Times New Roman" w:cs="Times New Roman"/>
+          <w:sz w:val="28"/>
+        </w:rPr>
+      </w:pPr>
+      <w:r>
+        <w:rPr>
+          <w:rFonts w:ascii="Times New Roman" w:eastAsia="Times New Roman" w:hAnsi="Times New Roman" w:cs="Times New Roman"/>
+          <w:sz w:val="28"/>
+        </w:rPr>
+        <w:t>п</w:t>
+      </w:r>
+      <w:r>
+        <w:rPr>
+          <w:rFonts w:ascii="Times New Roman" w:eastAsia="Times New Roman" w:hAnsi="Times New Roman" w:cs="Times New Roman"/>
+          <w:sz w:val="28"/>
+        </w:rPr>
+        <w:t>риказ Минздравсоцразвития РФ от 04.05.2012 № 477н «Об утверждении перечня состояний, при которых оказывается первая помощь, и перечня мероприятий по оказанию первой помощи»</w:t>
+      </w:r>
+      <w:r>
+        <w:rPr>
+          <w:rFonts w:ascii="Times New Roman" w:eastAsia="Times New Roman" w:hAnsi="Times New Roman" w:cs="Times New Roman"/>
+          <w:sz w:val="28"/>
+        </w:rPr>
+        <w:t>;</w:t>
+      </w:r>
+    </w:p>
+    <w:p>
+      <w:pPr>
+        <w:widowControl w:val="0"/>
+        <w:numPr>
+          <w:ilvl w:val="0"/>
+          <w:numId w:val="5"/>
+        </w:numPr>
+        <w:tabs>
+          <w:tab w:val="left" w:pos="1276"/>
+        </w:tabs>
+        <w:autoSpaceDE w:val="0"/>
+        <w:autoSpaceDN w:val="0"/>
+        <w:spacing w:after="0" w:line="360" w:lineRule="auto"/>
+        <w:ind w:left="0" w:firstLine="709"/>
+        <w:jc w:val="both"/>
+        <w:rPr>
+          <w:rFonts w:ascii="Times New Roman" w:eastAsia="Times New Roman" w:hAnsi="Times New Roman" w:cs="Times New Roman"/>
+          <w:sz w:val="28"/>
+        </w:rPr>
+      </w:pPr>
+      <w:r>
+        <w:rPr>
+          <w:rFonts w:ascii="Times New Roman" w:eastAsia="Times New Roman" w:hAnsi="Times New Roman" w:cs="Times New Roman"/>
+          <w:sz w:val="28"/>
+        </w:rPr>
+        <w:t>т</w:t>
+      </w:r>
+      <w:r>
+        <w:rPr>
+          <w:rFonts w:ascii="Times New Roman" w:eastAsia="Times New Roman" w:hAnsi="Times New Roman" w:cs="Times New Roman"/>
+          <w:sz w:val="28"/>
+        </w:rPr>
+        <w:t>рудовой кодекс Российской Федерации от 30.12.2001 № 197-ФЗ</w:t>
+      </w:r>
+      <w:r>
+        <w:rPr>
+          <w:rFonts w:ascii="Times New Roman" w:eastAsia="Times New Roman" w:hAnsi="Times New Roman" w:cs="Times New Roman"/>
+          <w:sz w:val="28"/>
+        </w:rPr>
+        <w:t>;</w:t>
+      </w:r>
+    </w:p>
+    <w:p>
+      <w:pPr>
+        <w:widowControl w:val="0"/>
+        <w:numPr>
+          <w:ilvl w:val="0"/>
+          <w:numId w:val="5"/>
+        </w:numPr>
+        <w:tabs>
+          <w:tab w:val="left" w:pos="1276"/>
+        </w:tabs>
+        <w:autoSpaceDE w:val="0"/>
+        <w:autoSpaceDN w:val="0"/>
+        <w:spacing w:after="0" w:line="360" w:lineRule="auto"/>
+        <w:ind w:left="0" w:firstLine="709"/>
+        <w:jc w:val="both"/>
+        <w:rPr>
+          <w:rFonts w:ascii="Times New Roman" w:eastAsia="Times New Roman" w:hAnsi="Times New Roman" w:cs="Times New Roman"/>
+          <w:sz w:val="28"/>
+        </w:rPr>
+      </w:pPr>
+      <w:r>
+        <w:rPr>
+          <w:rFonts w:ascii="Times New Roman" w:eastAsia="Calibri" w:hAnsi="Times New Roman" w:cs="Times New Roman"/>
+          <w:sz w:val="28"/>
+        </w:rPr>
+        <w:t>СанПиН 2.2.2/2.4.1340-03 «Гигиенические требования к персональным электронно-вычислительным машинам и организации работы».</w:t>
+      </w:r>
+    </w:p>
+    <w:p>
+      <w:pPr>
+        <w:spacing w:after="0" w:line="360" w:lineRule="auto"/>
+        <w:ind w:firstLine="708"/>
+        <w:jc w:val="both"/>
+        <w:rPr>
+          <w:rFonts w:ascii="Times New Roman" w:hAnsi="Times New Roman" w:cs="Times New Roman"/>
+          <w:sz w:val="28"/>
+          <w:szCs w:val="28"/>
+        </w:rPr>
+      </w:pPr>
+    </w:p>
+    <w:p>
+      <w:pPr>
+        <w:spacing w:after="0" w:line="360" w:lineRule="auto"/>
+        <w:ind w:firstLine="709"/>
+        <w:jc w:val="both"/>
+        <w:rPr>
+          <w:rFonts w:ascii="Times New Roman" w:hAnsi="Times New Roman" w:cs="Times New Roman"/>
+          <w:color w:val="000000" w:themeColor="text1"/>
+          <w:sz w:val="28"/>
+          <w:szCs w:val="28"/>
+        </w:rPr>
+      </w:pPr>
+    </w:p>
+    <w:p>
+      <w:pPr>
+        <w:spacing w:after="0" w:line="360" w:lineRule="auto"/>
+        <w:ind w:firstLine="709"/>
+        <w:jc w:val="both"/>
+        <w:rPr>
+          <w:rFonts w:ascii="Times New Roman" w:hAnsi="Times New Roman" w:cs="Times New Roman"/>
+          <w:color w:val="000000" w:themeColor="text1"/>
+          <w:sz w:val="28"/>
+          <w:szCs w:val="28"/>
+        </w:rPr>
+      </w:pPr>
+      <w:r>
+        <w:rPr>
+          <w:rFonts w:ascii="Times New Roman" w:hAnsi="Times New Roman" w:cs="Times New Roman"/>
+          <w:color w:val="000000" w:themeColor="text1"/>
+          <w:sz w:val="28"/>
+          <w:szCs w:val="28"/>
+        </w:rPr>
+        <w:t>…</w:t>
+      </w:r>
+      <w:r>
+        <w:rPr>
+          <w:rFonts w:ascii="Times New Roman" w:hAnsi="Times New Roman" w:cs="Times New Roman"/>
+          <w:color w:val="000000" w:themeColor="text1"/>
+          <w:sz w:val="28"/>
+          <w:szCs w:val="28"/>
+        </w:rPr>
+        <w:t xml:space="preserve"> </w:t>
+      </w:r>
+    </w:p>
+    <w:p>
+      <w:pPr>
+        <w:spacing w:after="0" w:line="360" w:lineRule="auto"/>
+        <w:ind w:firstLine="709"/>
+        <w:jc w:val="both"/>
+        <w:rPr>
+          <w:rFonts w:ascii="Times New Roman" w:hAnsi="Times New Roman" w:cs="Times New Roman"/>
+          <w:color w:val="000000" w:themeColor="text1"/>
+          <w:sz w:val="28"/>
+          <w:szCs w:val="28"/>
+        </w:rPr>
+      </w:pPr>
+    </w:p>
+    <w:p>
+      <w:pPr>
+        <w:spacing w:after="0" w:line="360" w:lineRule="auto"/>
+        <w:ind w:firstLine="709"/>
+        <w:jc w:val="both"/>
+        <w:rPr>
+          <w:rFonts w:ascii="Times New Roman" w:hAnsi="Times New Roman" w:cs="Times New Roman"/>
+          <w:color w:val="FF0000"/>
+          <w:sz w:val="28"/>
+          <w:szCs w:val="28"/>
+        </w:rPr>
+      </w:pPr>
+      <w:r>
+        <w:rPr>
+          <w:rFonts w:ascii="Times New Roman" w:hAnsi="Times New Roman" w:cs="Times New Roman"/>
+          <w:color w:val="FF0000"/>
           <w:sz w:val="28"/>
           <w:szCs w:val="28"/>
         </w:rPr>
@@ -2122,7 +3239,7 @@
     </w:p>
     <w:p>
       <w:pPr>
-        <w:pStyle w:val="a7"/>
+        <w:pStyle w:val="a8"/>
         <w:numPr>
           <w:ilvl w:val="0"/>
           <w:numId w:val="1"/>
@@ -2155,7 +3272,7 @@
     </w:p>
     <w:p>
       <w:pPr>
-        <w:pStyle w:val="a7"/>
+        <w:pStyle w:val="a8"/>
         <w:spacing w:after="0" w:line="360" w:lineRule="auto"/>
         <w:ind w:left="0" w:firstLine="709"/>
         <w:jc w:val="both"/>
@@ -2168,7 +3285,7 @@
     </w:p>
     <w:p>
       <w:pPr>
-        <w:pStyle w:val="a7"/>
+        <w:pStyle w:val="a8"/>
         <w:numPr>
           <w:ilvl w:val="1"/>
           <w:numId w:val="1"/>
@@ -2200,7 +3317,7 @@
     </w:p>
     <w:p>
       <w:pPr>
-        <w:pStyle w:val="a7"/>
+        <w:pStyle w:val="a8"/>
         <w:spacing w:after="0" w:line="360" w:lineRule="auto"/>
         <w:ind w:left="0" w:firstLine="709"/>
         <w:jc w:val="both"/>
@@ -2213,7 +3330,7 @@
     </w:p>
     <w:p>
       <w:pPr>
-        <w:pStyle w:val="a7"/>
+        <w:pStyle w:val="a8"/>
         <w:numPr>
           <w:ilvl w:val="1"/>
           <w:numId w:val="1"/>
@@ -2245,7 +3362,7 @@
     </w:p>
     <w:p>
       <w:pPr>
-        <w:pStyle w:val="a7"/>
+        <w:pStyle w:val="a8"/>
         <w:ind w:left="0" w:firstLine="709"/>
         <w:rPr>
           <w:rFonts w:ascii="Times New Roman" w:hAnsi="Times New Roman" w:cs="Times New Roman"/>
@@ -2256,7 +3373,7 @@
     </w:p>
     <w:p>
       <w:pPr>
-        <w:pStyle w:val="a7"/>
+        <w:pStyle w:val="a8"/>
         <w:numPr>
           <w:ilvl w:val="2"/>
           <w:numId w:val="1"/>
@@ -2288,7 +3405,7 @@
     </w:p>
     <w:p>
       <w:pPr>
-        <w:pStyle w:val="a7"/>
+        <w:pStyle w:val="a8"/>
         <w:spacing w:after="0" w:line="360" w:lineRule="auto"/>
         <w:ind w:left="0" w:firstLine="709"/>
         <w:jc w:val="both"/>
@@ -2301,7 +3418,7 @@
     </w:p>
     <w:p>
       <w:pPr>
-        <w:pStyle w:val="a7"/>
+        <w:pStyle w:val="a8"/>
         <w:numPr>
           <w:ilvl w:val="2"/>
           <w:numId w:val="1"/>
@@ -2333,7 +3450,7 @@
     </w:p>
     <w:p>
       <w:pPr>
-        <w:pStyle w:val="a7"/>
+        <w:pStyle w:val="a8"/>
         <w:ind w:left="0" w:firstLine="709"/>
         <w:rPr>
           <w:rFonts w:ascii="Times New Roman" w:hAnsi="Times New Roman" w:cs="Times New Roman"/>
@@ -2344,7 +3461,7 @@
     </w:p>
     <w:p>
       <w:pPr>
-        <w:pStyle w:val="a7"/>
+        <w:pStyle w:val="a8"/>
         <w:numPr>
           <w:ilvl w:val="1"/>
           <w:numId w:val="1"/>
@@ -2376,7 +3493,7 @@
     </w:p>
     <w:p>
       <w:pPr>
-        <w:pStyle w:val="a7"/>
+        <w:pStyle w:val="a8"/>
         <w:spacing w:after="0" w:line="360" w:lineRule="auto"/>
         <w:ind w:left="0" w:firstLine="709"/>
         <w:jc w:val="both"/>
@@ -2389,7 +3506,7 @@
     </w:p>
     <w:p>
       <w:pPr>
-        <w:pStyle w:val="a7"/>
+        <w:pStyle w:val="a8"/>
         <w:numPr>
           <w:ilvl w:val="1"/>
           <w:numId w:val="1"/>
@@ -2439,7 +3556,7 @@
     </w:p>
     <w:p>
       <w:pPr>
-        <w:pStyle w:val="a7"/>
+        <w:pStyle w:val="a8"/>
         <w:ind w:left="0" w:firstLine="709"/>
         <w:rPr>
           <w:rFonts w:ascii="Times New Roman" w:hAnsi="Times New Roman" w:cs="Times New Roman"/>
@@ -2450,7 +3567,7 @@
     </w:p>
     <w:p>
       <w:pPr>
-        <w:pStyle w:val="a7"/>
+        <w:pStyle w:val="a8"/>
         <w:numPr>
           <w:ilvl w:val="1"/>
           <w:numId w:val="1"/>
@@ -2510,7 +3627,7 @@
     </w:p>
     <w:p>
       <w:pPr>
-        <w:pStyle w:val="a7"/>
+        <w:pStyle w:val="a8"/>
         <w:numPr>
           <w:ilvl w:val="0"/>
           <w:numId w:val="1"/>
@@ -2571,7 +3688,7 @@
     </w:p>
     <w:p>
       <w:pPr>
-        <w:pStyle w:val="a7"/>
+        <w:pStyle w:val="a8"/>
         <w:numPr>
           <w:ilvl w:val="0"/>
           <w:numId w:val="1"/>
@@ -2604,7 +3721,7 @@
     </w:p>
     <w:p>
       <w:pPr>
-        <w:pStyle w:val="a7"/>
+        <w:pStyle w:val="a8"/>
         <w:spacing w:after="0" w:line="360" w:lineRule="auto"/>
         <w:ind w:left="0" w:firstLine="709"/>
         <w:jc w:val="both"/>
@@ -2635,7 +3752,7 @@
     </w:p>
     <w:p>
       <w:pPr>
-        <w:pStyle w:val="a7"/>
+        <w:pStyle w:val="a8"/>
         <w:numPr>
           <w:ilvl w:val="0"/>
           <w:numId w:val="1"/>
@@ -2668,7 +3785,7 @@
     </w:p>
     <w:p>
       <w:pPr>
-        <w:pStyle w:val="a7"/>
+        <w:pStyle w:val="a8"/>
         <w:spacing w:after="0" w:line="360" w:lineRule="auto"/>
         <w:ind w:left="0" w:firstLine="709"/>
         <w:jc w:val="both"/>
@@ -2699,7 +3816,7 @@
     </w:p>
     <w:p>
       <w:pPr>
-        <w:pStyle w:val="a7"/>
+        <w:pStyle w:val="a8"/>
         <w:spacing w:after="0" w:line="360" w:lineRule="auto"/>
         <w:ind w:left="0" w:firstLine="709"/>
         <w:jc w:val="both"/>
@@ -2773,6 +3890,232 @@
 <file path=word/numbering.xml><?xml version="1.0" encoding="utf-8"?>
 <w:numbering xmlns:wpc="http://schemas.microsoft.com/office/word/2010/wordprocessingCanvas" xmlns:cx="http://schemas.microsoft.com/office/drawing/2014/chartex" xmlns:cx1="http://schemas.microsoft.com/office/drawing/2015/9/8/chartex" xmlns:cx2="http://schemas.microsoft.com/office/drawing/2015/10/21/chartex" xmlns:cx3="http://schemas.microsoft.com/office/drawing/2016/5/9/chartex" xmlns:cx4="http://schemas.microsoft.com/office/drawing/2016/5/10/chartex" xmlns:cx5="http://schemas.microsoft.com/office/drawing/2016/5/11/chartex" xmlns:cx6="http://schemas.microsoft.com/office/drawing/2016/5/12/chartex" xmlns:cx7="http://schemas.microsoft.com/office/drawing/2016/5/13/chartex" xmlns:cx8="http://schemas.microsoft.com/office/drawing/2016/5/14/chartex" xmlns:mc="http://schemas.openxmlformats.org/markup-compatibility/2006" xmlns:aink="http://schemas.microsoft.com/office/drawing/2016/ink" xmlns:am3d="http://schemas.microsoft.com/office/drawing/2017/model3d" xmlns:o="urn:schemas-microsoft-com:office:office" xmlns:oel="http://schemas.microsoft.com/office/2019/extlst" xmlns:r="http://schemas.openxmlformats.org/officeDocument/2006/relationships" xmlns:m="http://schemas.openxmlformats.org/officeDocument/2006/math" xmlns:v="urn:schemas-microsoft-com:vml" xmlns:wp14="http://schemas.microsoft.com/office/word/2010/wordprocessingDrawing" xmlns:wp="http://schemas.openxmlformats.org/drawingml/2006/wordprocessingDrawing" xmlns:w10="urn:schemas-microsoft-com:office:word" xmlns:w="http://schemas.openxmlformats.org/wordprocessingml/2006/main" xmlns:w14="http://schemas.microsoft.com/office/word/2010/wordml" xmlns:w15="http://schemas.microsoft.com/office/word/2012/wordml" xmlns:w16cex="http://schemas.microsoft.com/office/word/2018/wordml/cex" xmlns:w16cid="http://schemas.microsoft.com/office/word/2016/wordml/cid" xmlns:w16="http://schemas.microsoft.com/office/word/2018/wordml" xmlns:w16sdtdh="http://schemas.microsoft.com/office/word/2020/wordml/sdtdatahash" xmlns:w16se="http://schemas.microsoft.com/office/word/2015/wordml/symex" xmlns:wpg="http://schemas.microsoft.com/office/word/2010/wordprocessingGroup" xmlns:wpi="http://schemas.microsoft.com/office/word/2010/wordprocessingInk" xmlns:wne="http://schemas.microsoft.com/office/word/2006/wordml" xmlns:wps="http://schemas.microsoft.com/office/word/2010/wordprocessingShape" mc:Ignorable="w14 w15 w16se w16cid w16 w16cex w16sdtdh wp14">
   <w:abstractNum w:abstractNumId="0" w15:restartNumberingAfterBreak="0">
+    <w:nsid w:val="0FA01FEE"/>
+    <w:multiLevelType w:val="hybridMultilevel"/>
+    <w:tmpl w:val="4BE05134"/>
+    <w:lvl w:ilvl="0" w:tplc="72FCBBA6">
+      <w:numFmt w:val="bullet"/>
+      <w:lvlText w:val="–"/>
+      <w:lvlJc w:val="left"/>
+      <w:pPr>
+        <w:ind w:left="1429" w:hanging="360"/>
+      </w:pPr>
+      <w:rPr>
+        <w:rFonts w:ascii="Times New Roman" w:eastAsiaTheme="minorEastAsia" w:hAnsi="Times New Roman" w:cs="Times New Roman" w:hint="default"/>
+      </w:rPr>
+    </w:lvl>
+    <w:lvl w:ilvl="1" w:tplc="FFFFFFFF" w:tentative="1">
+      <w:start w:val="1"/>
+      <w:numFmt w:val="bullet"/>
+      <w:lvlText w:val="o"/>
+      <w:lvlJc w:val="left"/>
+      <w:pPr>
+        <w:ind w:left="2149" w:hanging="360"/>
+      </w:pPr>
+      <w:rPr>
+        <w:rFonts w:ascii="Courier New" w:hAnsi="Courier New" w:cs="Courier New" w:hint="default"/>
+      </w:rPr>
+    </w:lvl>
+    <w:lvl w:ilvl="2" w:tplc="FFFFFFFF" w:tentative="1">
+      <w:start w:val="1"/>
+      <w:numFmt w:val="bullet"/>
+      <w:lvlText w:val=""/>
+      <w:lvlJc w:val="left"/>
+      <w:pPr>
+        <w:ind w:left="2869" w:hanging="360"/>
+      </w:pPr>
+      <w:rPr>
+        <w:rFonts w:ascii="Wingdings" w:hAnsi="Wingdings" w:hint="default"/>
+      </w:rPr>
+    </w:lvl>
+    <w:lvl w:ilvl="3" w:tplc="FFFFFFFF" w:tentative="1">
+      <w:start w:val="1"/>
+      <w:numFmt w:val="bullet"/>
+      <w:lvlText w:val=""/>
+      <w:lvlJc w:val="left"/>
+      <w:pPr>
+        <w:ind w:left="3589" w:hanging="360"/>
+      </w:pPr>
+      <w:rPr>
+        <w:rFonts w:ascii="Symbol" w:hAnsi="Symbol" w:hint="default"/>
+      </w:rPr>
+    </w:lvl>
+    <w:lvl w:ilvl="4" w:tplc="FFFFFFFF" w:tentative="1">
+      <w:start w:val="1"/>
+      <w:numFmt w:val="bullet"/>
+      <w:lvlText w:val="o"/>
+      <w:lvlJc w:val="left"/>
+      <w:pPr>
+        <w:ind w:left="4309" w:hanging="360"/>
+      </w:pPr>
+      <w:rPr>
+        <w:rFonts w:ascii="Courier New" w:hAnsi="Courier New" w:cs="Courier New" w:hint="default"/>
+      </w:rPr>
+    </w:lvl>
+    <w:lvl w:ilvl="5" w:tplc="FFFFFFFF" w:tentative="1">
+      <w:start w:val="1"/>
+      <w:numFmt w:val="bullet"/>
+      <w:lvlText w:val=""/>
+      <w:lvlJc w:val="left"/>
+      <w:pPr>
+        <w:ind w:left="5029" w:hanging="360"/>
+      </w:pPr>
+      <w:rPr>
+        <w:rFonts w:ascii="Wingdings" w:hAnsi="Wingdings" w:hint="default"/>
+      </w:rPr>
+    </w:lvl>
+    <w:lvl w:ilvl="6" w:tplc="FFFFFFFF" w:tentative="1">
+      <w:start w:val="1"/>
+      <w:numFmt w:val="bullet"/>
+      <w:lvlText w:val=""/>
+      <w:lvlJc w:val="left"/>
+      <w:pPr>
+        <w:ind w:left="5749" w:hanging="360"/>
+      </w:pPr>
+      <w:rPr>
+        <w:rFonts w:ascii="Symbol" w:hAnsi="Symbol" w:hint="default"/>
+      </w:rPr>
+    </w:lvl>
+    <w:lvl w:ilvl="7" w:tplc="FFFFFFFF" w:tentative="1">
+      <w:start w:val="1"/>
+      <w:numFmt w:val="bullet"/>
+      <w:lvlText w:val="o"/>
+      <w:lvlJc w:val="left"/>
+      <w:pPr>
+        <w:ind w:left="6469" w:hanging="360"/>
+      </w:pPr>
+      <w:rPr>
+        <w:rFonts w:ascii="Courier New" w:hAnsi="Courier New" w:cs="Courier New" w:hint="default"/>
+      </w:rPr>
+    </w:lvl>
+    <w:lvl w:ilvl="8" w:tplc="FFFFFFFF" w:tentative="1">
+      <w:start w:val="1"/>
+      <w:numFmt w:val="bullet"/>
+      <w:lvlText w:val=""/>
+      <w:lvlJc w:val="left"/>
+      <w:pPr>
+        <w:ind w:left="7189" w:hanging="360"/>
+      </w:pPr>
+      <w:rPr>
+        <w:rFonts w:ascii="Wingdings" w:hAnsi="Wingdings" w:hint="default"/>
+      </w:rPr>
+    </w:lvl>
+  </w:abstractNum>
+  <w:abstractNum w:abstractNumId="1" w15:restartNumberingAfterBreak="0">
+    <w:nsid w:val="1AB41296"/>
+    <w:multiLevelType w:val="hybridMultilevel"/>
+    <w:tmpl w:val="F6BE9D6A"/>
+    <w:lvl w:ilvl="0" w:tplc="6C5C76E8">
+      <w:start w:val="1"/>
+      <w:numFmt w:val="decimal"/>
+      <w:pStyle w:val="a"/>
+      <w:lvlText w:val="%1)"/>
+      <w:lvlJc w:val="left"/>
+      <w:pPr>
+        <w:ind w:left="1429" w:hanging="360"/>
+      </w:pPr>
+      <w:rPr>
+        <w:rFonts w:hint="default"/>
+      </w:rPr>
+    </w:lvl>
+    <w:lvl w:ilvl="1" w:tplc="FFFFFFFF" w:tentative="1">
+      <w:start w:val="1"/>
+      <w:numFmt w:val="bullet"/>
+      <w:lvlText w:val="o"/>
+      <w:lvlJc w:val="left"/>
+      <w:pPr>
+        <w:ind w:left="2149" w:hanging="360"/>
+      </w:pPr>
+      <w:rPr>
+        <w:rFonts w:ascii="Courier New" w:hAnsi="Courier New" w:cs="Courier New" w:hint="default"/>
+      </w:rPr>
+    </w:lvl>
+    <w:lvl w:ilvl="2" w:tplc="FFFFFFFF" w:tentative="1">
+      <w:start w:val="1"/>
+      <w:numFmt w:val="bullet"/>
+      <w:lvlText w:val=""/>
+      <w:lvlJc w:val="left"/>
+      <w:pPr>
+        <w:ind w:left="2869" w:hanging="360"/>
+      </w:pPr>
+      <w:rPr>
+        <w:rFonts w:ascii="Wingdings" w:hAnsi="Wingdings" w:hint="default"/>
+      </w:rPr>
+    </w:lvl>
+    <w:lvl w:ilvl="3" w:tplc="FFFFFFFF" w:tentative="1">
+      <w:start w:val="1"/>
+      <w:numFmt w:val="bullet"/>
+      <w:lvlText w:val=""/>
+      <w:lvlJc w:val="left"/>
+      <w:pPr>
+        <w:ind w:left="3589" w:hanging="360"/>
+      </w:pPr>
+      <w:rPr>
+        <w:rFonts w:ascii="Symbol" w:hAnsi="Symbol" w:hint="default"/>
+      </w:rPr>
+    </w:lvl>
+    <w:lvl w:ilvl="4" w:tplc="FFFFFFFF" w:tentative="1">
+      <w:start w:val="1"/>
+      <w:numFmt w:val="bullet"/>
+      <w:lvlText w:val="o"/>
+      <w:lvlJc w:val="left"/>
+      <w:pPr>
+        <w:ind w:left="4309" w:hanging="360"/>
+      </w:pPr>
+      <w:rPr>
+        <w:rFonts w:ascii="Courier New" w:hAnsi="Courier New" w:cs="Courier New" w:hint="default"/>
+      </w:rPr>
+    </w:lvl>
+    <w:lvl w:ilvl="5" w:tplc="FFFFFFFF" w:tentative="1">
+      <w:start w:val="1"/>
+      <w:numFmt w:val="bullet"/>
+      <w:lvlText w:val=""/>
+      <w:lvlJc w:val="left"/>
+      <w:pPr>
+        <w:ind w:left="5029" w:hanging="360"/>
+      </w:pPr>
+      <w:rPr>
+        <w:rFonts w:ascii="Wingdings" w:hAnsi="Wingdings" w:hint="default"/>
+      </w:rPr>
+    </w:lvl>
+    <w:lvl w:ilvl="6" w:tplc="FFFFFFFF" w:tentative="1">
+      <w:start w:val="1"/>
+      <w:numFmt w:val="bullet"/>
+      <w:lvlText w:val=""/>
+      <w:lvlJc w:val="left"/>
+      <w:pPr>
+        <w:ind w:left="5749" w:hanging="360"/>
+      </w:pPr>
+      <w:rPr>
+        <w:rFonts w:ascii="Symbol" w:hAnsi="Symbol" w:hint="default"/>
+      </w:rPr>
+    </w:lvl>
+    <w:lvl w:ilvl="7" w:tplc="FFFFFFFF" w:tentative="1">
+      <w:start w:val="1"/>
+      <w:numFmt w:val="bullet"/>
+      <w:lvlText w:val="o"/>
+      <w:lvlJc w:val="left"/>
+      <w:pPr>
+        <w:ind w:left="6469" w:hanging="360"/>
+      </w:pPr>
+      <w:rPr>
+        <w:rFonts w:ascii="Courier New" w:hAnsi="Courier New" w:cs="Courier New" w:hint="default"/>
+      </w:rPr>
+    </w:lvl>
+    <w:lvl w:ilvl="8" w:tplc="FFFFFFFF" w:tentative="1">
+      <w:start w:val="1"/>
+      <w:numFmt w:val="bullet"/>
+      <w:lvlText w:val=""/>
+      <w:lvlJc w:val="left"/>
+      <w:pPr>
+        <w:ind w:left="7189" w:hanging="360"/>
+      </w:pPr>
+      <w:rPr>
+        <w:rFonts w:ascii="Wingdings" w:hAnsi="Wingdings" w:hint="default"/>
+      </w:rPr>
+    </w:lvl>
+  </w:abstractNum>
+  <w:abstractNum w:abstractNumId="2" w15:restartNumberingAfterBreak="0">
     <w:nsid w:val="4DC54A9C"/>
     <w:multiLevelType w:val="multilevel"/>
     <w:tmpl w:val="0419001F"/>
@@ -2858,8 +4201,246 @@
       </w:pPr>
     </w:lvl>
   </w:abstractNum>
+  <w:abstractNum w:abstractNumId="3" w15:restartNumberingAfterBreak="0">
+    <w:nsid w:val="6D4408C0"/>
+    <w:multiLevelType w:val="hybridMultilevel"/>
+    <w:tmpl w:val="A5182CFA"/>
+    <w:lvl w:ilvl="0" w:tplc="04190001">
+      <w:start w:val="1"/>
+      <w:numFmt w:val="bullet"/>
+      <w:lvlText w:val=""/>
+      <w:lvlJc w:val="left"/>
+      <w:pPr>
+        <w:ind w:left="1429" w:hanging="360"/>
+      </w:pPr>
+      <w:rPr>
+        <w:rFonts w:ascii="Symbol" w:hAnsi="Symbol" w:hint="default"/>
+      </w:rPr>
+    </w:lvl>
+    <w:lvl w:ilvl="1" w:tplc="04190003" w:tentative="1">
+      <w:start w:val="1"/>
+      <w:numFmt w:val="bullet"/>
+      <w:lvlText w:val="o"/>
+      <w:lvlJc w:val="left"/>
+      <w:pPr>
+        <w:ind w:left="2149" w:hanging="360"/>
+      </w:pPr>
+      <w:rPr>
+        <w:rFonts w:ascii="Courier New" w:hAnsi="Courier New" w:cs="Courier New" w:hint="default"/>
+      </w:rPr>
+    </w:lvl>
+    <w:lvl w:ilvl="2" w:tplc="04190005" w:tentative="1">
+      <w:start w:val="1"/>
+      <w:numFmt w:val="bullet"/>
+      <w:lvlText w:val=""/>
+      <w:lvlJc w:val="left"/>
+      <w:pPr>
+        <w:ind w:left="2869" w:hanging="360"/>
+      </w:pPr>
+      <w:rPr>
+        <w:rFonts w:ascii="Wingdings" w:hAnsi="Wingdings" w:hint="default"/>
+      </w:rPr>
+    </w:lvl>
+    <w:lvl w:ilvl="3" w:tplc="04190001" w:tentative="1">
+      <w:start w:val="1"/>
+      <w:numFmt w:val="bullet"/>
+      <w:lvlText w:val=""/>
+      <w:lvlJc w:val="left"/>
+      <w:pPr>
+        <w:ind w:left="3589" w:hanging="360"/>
+      </w:pPr>
+      <w:rPr>
+        <w:rFonts w:ascii="Symbol" w:hAnsi="Symbol" w:hint="default"/>
+      </w:rPr>
+    </w:lvl>
+    <w:lvl w:ilvl="4" w:tplc="04190003" w:tentative="1">
+      <w:start w:val="1"/>
+      <w:numFmt w:val="bullet"/>
+      <w:lvlText w:val="o"/>
+      <w:lvlJc w:val="left"/>
+      <w:pPr>
+        <w:ind w:left="4309" w:hanging="360"/>
+      </w:pPr>
+      <w:rPr>
+        <w:rFonts w:ascii="Courier New" w:hAnsi="Courier New" w:cs="Courier New" w:hint="default"/>
+      </w:rPr>
+    </w:lvl>
+    <w:lvl w:ilvl="5" w:tplc="04190005" w:tentative="1">
+      <w:start w:val="1"/>
+      <w:numFmt w:val="bullet"/>
+      <w:lvlText w:val=""/>
+      <w:lvlJc w:val="left"/>
+      <w:pPr>
+        <w:ind w:left="5029" w:hanging="360"/>
+      </w:pPr>
+      <w:rPr>
+        <w:rFonts w:ascii="Wingdings" w:hAnsi="Wingdings" w:hint="default"/>
+      </w:rPr>
+    </w:lvl>
+    <w:lvl w:ilvl="6" w:tplc="04190001" w:tentative="1">
+      <w:start w:val="1"/>
+      <w:numFmt w:val="bullet"/>
+      <w:lvlText w:val=""/>
+      <w:lvlJc w:val="left"/>
+      <w:pPr>
+        <w:ind w:left="5749" w:hanging="360"/>
+      </w:pPr>
+      <w:rPr>
+        <w:rFonts w:ascii="Symbol" w:hAnsi="Symbol" w:hint="default"/>
+      </w:rPr>
+    </w:lvl>
+    <w:lvl w:ilvl="7" w:tplc="04190003" w:tentative="1">
+      <w:start w:val="1"/>
+      <w:numFmt w:val="bullet"/>
+      <w:lvlText w:val="o"/>
+      <w:lvlJc w:val="left"/>
+      <w:pPr>
+        <w:ind w:left="6469" w:hanging="360"/>
+      </w:pPr>
+      <w:rPr>
+        <w:rFonts w:ascii="Courier New" w:hAnsi="Courier New" w:cs="Courier New" w:hint="default"/>
+      </w:rPr>
+    </w:lvl>
+    <w:lvl w:ilvl="8" w:tplc="04190005" w:tentative="1">
+      <w:start w:val="1"/>
+      <w:numFmt w:val="bullet"/>
+      <w:lvlText w:val=""/>
+      <w:lvlJc w:val="left"/>
+      <w:pPr>
+        <w:ind w:left="7189" w:hanging="360"/>
+      </w:pPr>
+      <w:rPr>
+        <w:rFonts w:ascii="Wingdings" w:hAnsi="Wingdings" w:hint="default"/>
+      </w:rPr>
+    </w:lvl>
+  </w:abstractNum>
+  <w:abstractNum w:abstractNumId="4" w15:restartNumberingAfterBreak="0">
+    <w:nsid w:val="6E655CA5"/>
+    <w:multiLevelType w:val="hybridMultilevel"/>
+    <w:tmpl w:val="C67AD9C4"/>
+    <w:lvl w:ilvl="0" w:tplc="A24A6ED0">
+      <w:start w:val="1"/>
+      <w:numFmt w:val="bullet"/>
+      <w:lvlText w:val=""/>
+      <w:lvlJc w:val="left"/>
+      <w:pPr>
+        <w:ind w:left="1429" w:hanging="360"/>
+      </w:pPr>
+      <w:rPr>
+        <w:rFonts w:ascii="Symbol" w:hAnsi="Symbol" w:hint="default"/>
+      </w:rPr>
+    </w:lvl>
+    <w:lvl w:ilvl="1" w:tplc="04190003" w:tentative="1">
+      <w:start w:val="1"/>
+      <w:numFmt w:val="bullet"/>
+      <w:lvlText w:val="o"/>
+      <w:lvlJc w:val="left"/>
+      <w:pPr>
+        <w:ind w:left="2149" w:hanging="360"/>
+      </w:pPr>
+      <w:rPr>
+        <w:rFonts w:ascii="Courier New" w:hAnsi="Courier New" w:cs="Courier New" w:hint="default"/>
+      </w:rPr>
+    </w:lvl>
+    <w:lvl w:ilvl="2" w:tplc="04190005" w:tentative="1">
+      <w:start w:val="1"/>
+      <w:numFmt w:val="bullet"/>
+      <w:lvlText w:val=""/>
+      <w:lvlJc w:val="left"/>
+      <w:pPr>
+        <w:ind w:left="2869" w:hanging="360"/>
+      </w:pPr>
+      <w:rPr>
+        <w:rFonts w:ascii="Wingdings" w:hAnsi="Wingdings" w:hint="default"/>
+      </w:rPr>
+    </w:lvl>
+    <w:lvl w:ilvl="3" w:tplc="04190001" w:tentative="1">
+      <w:start w:val="1"/>
+      <w:numFmt w:val="bullet"/>
+      <w:lvlText w:val=""/>
+      <w:lvlJc w:val="left"/>
+      <w:pPr>
+        <w:ind w:left="3589" w:hanging="360"/>
+      </w:pPr>
+      <w:rPr>
+        <w:rFonts w:ascii="Symbol" w:hAnsi="Symbol" w:hint="default"/>
+      </w:rPr>
+    </w:lvl>
+    <w:lvl w:ilvl="4" w:tplc="04190003" w:tentative="1">
+      <w:start w:val="1"/>
+      <w:numFmt w:val="bullet"/>
+      <w:lvlText w:val="o"/>
+      <w:lvlJc w:val="left"/>
+      <w:pPr>
+        <w:ind w:left="4309" w:hanging="360"/>
+      </w:pPr>
+      <w:rPr>
+        <w:rFonts w:ascii="Courier New" w:hAnsi="Courier New" w:cs="Courier New" w:hint="default"/>
+      </w:rPr>
+    </w:lvl>
+    <w:lvl w:ilvl="5" w:tplc="04190005" w:tentative="1">
+      <w:start w:val="1"/>
+      <w:numFmt w:val="bullet"/>
+      <w:lvlText w:val=""/>
+      <w:lvlJc w:val="left"/>
+      <w:pPr>
+        <w:ind w:left="5029" w:hanging="360"/>
+      </w:pPr>
+      <w:rPr>
+        <w:rFonts w:ascii="Wingdings" w:hAnsi="Wingdings" w:hint="default"/>
+      </w:rPr>
+    </w:lvl>
+    <w:lvl w:ilvl="6" w:tplc="04190001" w:tentative="1">
+      <w:start w:val="1"/>
+      <w:numFmt w:val="bullet"/>
+      <w:lvlText w:val=""/>
+      <w:lvlJc w:val="left"/>
+      <w:pPr>
+        <w:ind w:left="5749" w:hanging="360"/>
+      </w:pPr>
+      <w:rPr>
+        <w:rFonts w:ascii="Symbol" w:hAnsi="Symbol" w:hint="default"/>
+      </w:rPr>
+    </w:lvl>
+    <w:lvl w:ilvl="7" w:tplc="04190003" w:tentative="1">
+      <w:start w:val="1"/>
+      <w:numFmt w:val="bullet"/>
+      <w:lvlText w:val="o"/>
+      <w:lvlJc w:val="left"/>
+      <w:pPr>
+        <w:ind w:left="6469" w:hanging="360"/>
+      </w:pPr>
+      <w:rPr>
+        <w:rFonts w:ascii="Courier New" w:hAnsi="Courier New" w:cs="Courier New" w:hint="default"/>
+      </w:rPr>
+    </w:lvl>
+    <w:lvl w:ilvl="8" w:tplc="04190005" w:tentative="1">
+      <w:start w:val="1"/>
+      <w:numFmt w:val="bullet"/>
+      <w:lvlText w:val=""/>
+      <w:lvlJc w:val="left"/>
+      <w:pPr>
+        <w:ind w:left="7189" w:hanging="360"/>
+      </w:pPr>
+      <w:rPr>
+        <w:rFonts w:ascii="Wingdings" w:hAnsi="Wingdings" w:hint="default"/>
+      </w:rPr>
+    </w:lvl>
+  </w:abstractNum>
   <w:num w:numId="1" w16cid:durableId="2100831512">
+    <w:abstractNumId w:val="2"/>
+  </w:num>
+  <w:num w:numId="2" w16cid:durableId="416219515">
+    <w:abstractNumId w:val="3"/>
+  </w:num>
+  <w:num w:numId="3" w16cid:durableId="488252101">
     <w:abstractNumId w:val="0"/>
+  </w:num>
+  <w:num w:numId="4" w16cid:durableId="1143696049">
+    <w:abstractNumId w:val="1"/>
+  </w:num>
+  <w:num w:numId="5" w16cid:durableId="1066952499">
+    <w:abstractNumId w:val="4"/>
   </w:num>
 </w:numbering>
 </file>
@@ -3261,14 +4842,14 @@
     <w:lsdException w:name="Unresolved Mention" w:semiHidden="1" w:unhideWhenUsed="1"/>
     <w:lsdException w:name="Smart Link" w:semiHidden="1" w:unhideWhenUsed="1"/>
   </w:latentStyles>
-  <w:style w:type="paragraph" w:default="1" w:styleId="a">
+  <w:style w:type="paragraph" w:default="1" w:styleId="a0">
     <w:name w:val="Normal"/>
     <w:qFormat/>
   </w:style>
   <w:style w:type="paragraph" w:styleId="1">
     <w:name w:val="heading 1"/>
-    <w:basedOn w:val="a"/>
-    <w:next w:val="a"/>
+    <w:basedOn w:val="a0"/>
+    <w:next w:val="a0"/>
     <w:link w:val="10"/>
     <w:uiPriority w:val="9"/>
     <w:qFormat/>
@@ -3288,8 +4869,8 @@
   </w:style>
   <w:style w:type="paragraph" w:styleId="2">
     <w:name w:val="heading 2"/>
-    <w:basedOn w:val="a"/>
-    <w:next w:val="a"/>
+    <w:basedOn w:val="a0"/>
+    <w:next w:val="a0"/>
     <w:link w:val="20"/>
     <w:uiPriority w:val="9"/>
     <w:semiHidden/>
@@ -3311,8 +4892,8 @@
   </w:style>
   <w:style w:type="paragraph" w:styleId="3">
     <w:name w:val="heading 3"/>
-    <w:basedOn w:val="a"/>
-    <w:next w:val="a"/>
+    <w:basedOn w:val="a0"/>
+    <w:next w:val="a0"/>
     <w:link w:val="30"/>
     <w:uiPriority w:val="9"/>
     <w:semiHidden/>
@@ -3334,8 +4915,8 @@
   </w:style>
   <w:style w:type="paragraph" w:styleId="4">
     <w:name w:val="heading 4"/>
-    <w:basedOn w:val="a"/>
-    <w:next w:val="a"/>
+    <w:basedOn w:val="a0"/>
+    <w:next w:val="a0"/>
     <w:link w:val="40"/>
     <w:uiPriority w:val="9"/>
     <w:semiHidden/>
@@ -3357,8 +4938,8 @@
   </w:style>
   <w:style w:type="paragraph" w:styleId="5">
     <w:name w:val="heading 5"/>
-    <w:basedOn w:val="a"/>
-    <w:next w:val="a"/>
+    <w:basedOn w:val="a0"/>
+    <w:next w:val="a0"/>
     <w:link w:val="50"/>
     <w:uiPriority w:val="9"/>
     <w:semiHidden/>
@@ -3378,8 +4959,8 @@
   </w:style>
   <w:style w:type="paragraph" w:styleId="6">
     <w:name w:val="heading 6"/>
-    <w:basedOn w:val="a"/>
-    <w:next w:val="a"/>
+    <w:basedOn w:val="a0"/>
+    <w:next w:val="a0"/>
     <w:link w:val="60"/>
     <w:uiPriority w:val="9"/>
     <w:semiHidden/>
@@ -3401,8 +4982,8 @@
   </w:style>
   <w:style w:type="paragraph" w:styleId="7">
     <w:name w:val="heading 7"/>
-    <w:basedOn w:val="a"/>
-    <w:next w:val="a"/>
+    <w:basedOn w:val="a0"/>
+    <w:next w:val="a0"/>
     <w:link w:val="70"/>
     <w:uiPriority w:val="9"/>
     <w:semiHidden/>
@@ -3422,8 +5003,8 @@
   </w:style>
   <w:style w:type="paragraph" w:styleId="8">
     <w:name w:val="heading 8"/>
-    <w:basedOn w:val="a"/>
-    <w:next w:val="a"/>
+    <w:basedOn w:val="a0"/>
+    <w:next w:val="a0"/>
     <w:link w:val="80"/>
     <w:uiPriority w:val="9"/>
     <w:semiHidden/>
@@ -3445,8 +5026,8 @@
   </w:style>
   <w:style w:type="paragraph" w:styleId="9">
     <w:name w:val="heading 9"/>
-    <w:basedOn w:val="a"/>
-    <w:next w:val="a"/>
+    <w:basedOn w:val="a0"/>
+    <w:next w:val="a0"/>
     <w:link w:val="90"/>
     <w:uiPriority w:val="9"/>
     <w:semiHidden/>
@@ -3464,12 +5045,13 @@
       <w:color w:val="272727" w:themeColor="text1" w:themeTint="D8"/>
     </w:rPr>
   </w:style>
-  <w:style w:type="character" w:default="1" w:styleId="a0">
+  <w:style w:type="character" w:default="1" w:styleId="a1">
     <w:name w:val="Default Paragraph Font"/>
     <w:uiPriority w:val="1"/>
+    <w:semiHidden/>
     <w:unhideWhenUsed/>
   </w:style>
-  <w:style w:type="table" w:default="1" w:styleId="a1">
+  <w:style w:type="table" w:default="1" w:styleId="a2">
     <w:name w:val="Normal Table"/>
     <w:uiPriority w:val="99"/>
     <w:semiHidden/>
@@ -3484,7 +5066,7 @@
       </w:tblCellMar>
     </w:tblPr>
   </w:style>
-  <w:style w:type="numbering" w:default="1" w:styleId="a2">
+  <w:style w:type="numbering" w:default="1" w:styleId="a3">
     <w:name w:val="No List"/>
     <w:uiPriority w:val="99"/>
     <w:semiHidden/>
@@ -3492,7 +5074,7 @@
   </w:style>
   <w:style w:type="character" w:customStyle="1" w:styleId="10">
     <w:name w:val="Заголовок 1 Знак"/>
-    <w:basedOn w:val="a0"/>
+    <w:basedOn w:val="a1"/>
     <w:link w:val="1"/>
     <w:uiPriority w:val="9"/>
     <w:rsid w:val="008063E9"/>
@@ -3505,7 +5087,7 @@
   </w:style>
   <w:style w:type="character" w:customStyle="1" w:styleId="20">
     <w:name w:val="Заголовок 2 Знак"/>
-    <w:basedOn w:val="a0"/>
+    <w:basedOn w:val="a1"/>
     <w:link w:val="2"/>
     <w:uiPriority w:val="9"/>
     <w:semiHidden/>
@@ -3519,7 +5101,7 @@
   </w:style>
   <w:style w:type="character" w:customStyle="1" w:styleId="30">
     <w:name w:val="Заголовок 3 Знак"/>
-    <w:basedOn w:val="a0"/>
+    <w:basedOn w:val="a1"/>
     <w:link w:val="3"/>
     <w:uiPriority w:val="9"/>
     <w:semiHidden/>
@@ -3533,7 +5115,7 @@
   </w:style>
   <w:style w:type="character" w:customStyle="1" w:styleId="40">
     <w:name w:val="Заголовок 4 Знак"/>
-    <w:basedOn w:val="a0"/>
+    <w:basedOn w:val="a1"/>
     <w:link w:val="4"/>
     <w:uiPriority w:val="9"/>
     <w:semiHidden/>
@@ -3547,7 +5129,7 @@
   </w:style>
   <w:style w:type="character" w:customStyle="1" w:styleId="50">
     <w:name w:val="Заголовок 5 Знак"/>
-    <w:basedOn w:val="a0"/>
+    <w:basedOn w:val="a1"/>
     <w:link w:val="5"/>
     <w:uiPriority w:val="9"/>
     <w:semiHidden/>
@@ -3559,7 +5141,7 @@
   </w:style>
   <w:style w:type="character" w:customStyle="1" w:styleId="60">
     <w:name w:val="Заголовок 6 Знак"/>
-    <w:basedOn w:val="a0"/>
+    <w:basedOn w:val="a1"/>
     <w:link w:val="6"/>
     <w:uiPriority w:val="9"/>
     <w:semiHidden/>
@@ -3573,7 +5155,7 @@
   </w:style>
   <w:style w:type="character" w:customStyle="1" w:styleId="70">
     <w:name w:val="Заголовок 7 Знак"/>
-    <w:basedOn w:val="a0"/>
+    <w:basedOn w:val="a1"/>
     <w:link w:val="7"/>
     <w:uiPriority w:val="9"/>
     <w:semiHidden/>
@@ -3585,7 +5167,7 @@
   </w:style>
   <w:style w:type="character" w:customStyle="1" w:styleId="80">
     <w:name w:val="Заголовок 8 Знак"/>
-    <w:basedOn w:val="a0"/>
+    <w:basedOn w:val="a1"/>
     <w:link w:val="8"/>
     <w:uiPriority w:val="9"/>
     <w:semiHidden/>
@@ -3599,7 +5181,7 @@
   </w:style>
   <w:style w:type="character" w:customStyle="1" w:styleId="90">
     <w:name w:val="Заголовок 9 Знак"/>
-    <w:basedOn w:val="a0"/>
+    <w:basedOn w:val="a1"/>
     <w:link w:val="9"/>
     <w:uiPriority w:val="9"/>
     <w:semiHidden/>
@@ -3609,11 +5191,11 @@
       <w:color w:val="272727" w:themeColor="text1" w:themeTint="D8"/>
     </w:rPr>
   </w:style>
-  <w:style w:type="paragraph" w:styleId="a3">
+  <w:style w:type="paragraph" w:styleId="a4">
     <w:name w:val="Title"/>
-    <w:basedOn w:val="a"/>
-    <w:next w:val="a"/>
-    <w:link w:val="a4"/>
+    <w:basedOn w:val="a0"/>
+    <w:next w:val="a0"/>
+    <w:link w:val="a5"/>
     <w:uiPriority w:val="10"/>
     <w:qFormat/>
     <w:rsid w:val="008063E9"/>
@@ -3629,10 +5211,10 @@
       <w:szCs w:val="56"/>
     </w:rPr>
   </w:style>
-  <w:style w:type="character" w:customStyle="1" w:styleId="a4">
+  <w:style w:type="character" w:customStyle="1" w:styleId="a5">
     <w:name w:val="Заголовок Знак"/>
-    <w:basedOn w:val="a0"/>
-    <w:link w:val="a3"/>
+    <w:basedOn w:val="a1"/>
+    <w:link w:val="a4"/>
     <w:uiPriority w:val="10"/>
     <w:rsid w:val="008063E9"/>
     <w:rPr>
@@ -3643,11 +5225,11 @@
       <w:szCs w:val="56"/>
     </w:rPr>
   </w:style>
-  <w:style w:type="paragraph" w:styleId="a5">
+  <w:style w:type="paragraph" w:styleId="a6">
     <w:name w:val="Subtitle"/>
-    <w:basedOn w:val="a"/>
-    <w:next w:val="a"/>
-    <w:link w:val="a6"/>
+    <w:basedOn w:val="a0"/>
+    <w:next w:val="a0"/>
+    <w:link w:val="a7"/>
     <w:uiPriority w:val="11"/>
     <w:qFormat/>
     <w:rsid w:val="008063E9"/>
@@ -3664,10 +5246,10 @@
       <w:szCs w:val="28"/>
     </w:rPr>
   </w:style>
-  <w:style w:type="character" w:customStyle="1" w:styleId="a6">
+  <w:style w:type="character" w:customStyle="1" w:styleId="a7">
     <w:name w:val="Подзаголовок Знак"/>
-    <w:basedOn w:val="a0"/>
-    <w:link w:val="a5"/>
+    <w:basedOn w:val="a1"/>
+    <w:link w:val="a6"/>
     <w:uiPriority w:val="11"/>
     <w:rsid w:val="008063E9"/>
     <w:rPr>
@@ -3680,8 +5262,8 @@
   </w:style>
   <w:style w:type="paragraph" w:styleId="21">
     <w:name w:val="Quote"/>
-    <w:basedOn w:val="a"/>
-    <w:next w:val="a"/>
+    <w:basedOn w:val="a0"/>
+    <w:next w:val="a0"/>
     <w:link w:val="22"/>
     <w:uiPriority w:val="29"/>
     <w:qFormat/>
@@ -3698,7 +5280,7 @@
   </w:style>
   <w:style w:type="character" w:customStyle="1" w:styleId="22">
     <w:name w:val="Цитата 2 Знак"/>
-    <w:basedOn w:val="a0"/>
+    <w:basedOn w:val="a1"/>
     <w:link w:val="21"/>
     <w:uiPriority w:val="29"/>
     <w:rsid w:val="008063E9"/>
@@ -3708,9 +5290,9 @@
       <w:color w:val="404040" w:themeColor="text1" w:themeTint="BF"/>
     </w:rPr>
   </w:style>
-  <w:style w:type="paragraph" w:styleId="a7">
+  <w:style w:type="paragraph" w:styleId="a8">
     <w:name w:val="List Paragraph"/>
-    <w:basedOn w:val="a"/>
+    <w:basedOn w:val="a0"/>
     <w:uiPriority w:val="34"/>
     <w:qFormat/>
     <w:rsid w:val="008063E9"/>
@@ -3719,9 +5301,9 @@
       <w:contextualSpacing/>
     </w:pPr>
   </w:style>
-  <w:style w:type="character" w:styleId="a8">
+  <w:style w:type="character" w:styleId="a9">
     <w:name w:val="Intense Emphasis"/>
-    <w:basedOn w:val="a0"/>
+    <w:basedOn w:val="a1"/>
     <w:uiPriority w:val="21"/>
     <w:qFormat/>
     <w:rsid w:val="008063E9"/>
@@ -3731,11 +5313,11 @@
       <w:color w:val="0F4761" w:themeColor="accent1" w:themeShade="BF"/>
     </w:rPr>
   </w:style>
-  <w:style w:type="paragraph" w:styleId="a9">
+  <w:style w:type="paragraph" w:styleId="aa">
     <w:name w:val="Intense Quote"/>
-    <w:basedOn w:val="a"/>
-    <w:next w:val="a"/>
-    <w:link w:val="aa"/>
+    <w:basedOn w:val="a0"/>
+    <w:next w:val="a0"/>
+    <w:link w:val="ab"/>
     <w:uiPriority w:val="30"/>
     <w:qFormat/>
     <w:rsid w:val="008063E9"/>
@@ -3754,10 +5336,10 @@
       <w:color w:val="0F4761" w:themeColor="accent1" w:themeShade="BF"/>
     </w:rPr>
   </w:style>
-  <w:style w:type="character" w:customStyle="1" w:styleId="aa">
+  <w:style w:type="character" w:customStyle="1" w:styleId="ab">
     <w:name w:val="Выделенная цитата Знак"/>
-    <w:basedOn w:val="a0"/>
-    <w:link w:val="a9"/>
+    <w:basedOn w:val="a1"/>
+    <w:link w:val="aa"/>
     <w:uiPriority w:val="30"/>
     <w:rsid w:val="008063E9"/>
     <w:rPr>
@@ -3766,9 +5348,9 @@
       <w:color w:val="0F4761" w:themeColor="accent1" w:themeShade="BF"/>
     </w:rPr>
   </w:style>
-  <w:style w:type="character" w:styleId="ab">
+  <w:style w:type="character" w:styleId="ac">
     <w:name w:val="Intense Reference"/>
-    <w:basedOn w:val="a0"/>
+    <w:basedOn w:val="a1"/>
     <w:uiPriority w:val="32"/>
     <w:qFormat/>
     <w:rsid w:val="008063E9"/>
@@ -3780,10 +5362,10 @@
       <w:spacing w:val="5"/>
     </w:rPr>
   </w:style>
-  <w:style w:type="paragraph" w:styleId="ac">
+  <w:style w:type="paragraph" w:styleId="ad">
     <w:name w:val="TOC Heading"/>
     <w:basedOn w:val="1"/>
-    <w:next w:val="a"/>
+    <w:next w:val="a0"/>
     <w:uiPriority w:val="39"/>
     <w:unhideWhenUsed/>
     <w:qFormat/>
@@ -3802,8 +5384,8 @@
   </w:style>
   <w:style w:type="paragraph" w:styleId="11">
     <w:name w:val="toc 1"/>
-    <w:basedOn w:val="a"/>
-    <w:next w:val="a"/>
+    <w:basedOn w:val="a0"/>
+    <w:next w:val="a0"/>
     <w:autoRedefine/>
     <w:uiPriority w:val="39"/>
     <w:unhideWhenUsed/>
@@ -3816,9 +5398,9 @@
       <w:jc w:val="both"/>
     </w:pPr>
   </w:style>
-  <w:style w:type="character" w:styleId="ad">
+  <w:style w:type="character" w:styleId="ae">
     <w:name w:val="Hyperlink"/>
-    <w:basedOn w:val="a0"/>
+    <w:basedOn w:val="a1"/>
     <w:uiPriority w:val="99"/>
     <w:unhideWhenUsed/>
     <w:rsid w:val="006A27E7"/>
@@ -3827,7 +5409,7 @@
       <w:u w:val="single"/>
     </w:rPr>
   </w:style>
-  <w:style w:type="paragraph" w:styleId="ae">
+  <w:style w:type="paragraph" w:styleId="af">
     <w:name w:val="No Spacing"/>
     <w:uiPriority w:val="1"/>
     <w:qFormat/>
@@ -3838,8 +5420,8 @@
   </w:style>
   <w:style w:type="paragraph" w:styleId="23">
     <w:name w:val="toc 2"/>
-    <w:basedOn w:val="a"/>
-    <w:next w:val="a"/>
+    <w:basedOn w:val="a0"/>
+    <w:next w:val="a0"/>
     <w:autoRedefine/>
     <w:uiPriority w:val="39"/>
     <w:unhideWhenUsed/>
@@ -3851,8 +5433,8 @@
   </w:style>
   <w:style w:type="paragraph" w:styleId="31">
     <w:name w:val="toc 3"/>
-    <w:basedOn w:val="a"/>
-    <w:next w:val="a"/>
+    <w:basedOn w:val="a0"/>
+    <w:next w:val="a0"/>
     <w:autoRedefine/>
     <w:uiPriority w:val="39"/>
     <w:unhideWhenUsed/>
@@ -3862,10 +5444,10 @@
       <w:ind w:left="480"/>
     </w:pPr>
   </w:style>
-  <w:style w:type="paragraph" w:styleId="af">
+  <w:style w:type="paragraph" w:styleId="af0">
     <w:name w:val="endnote text"/>
-    <w:basedOn w:val="a"/>
-    <w:link w:val="af0"/>
+    <w:basedOn w:val="a0"/>
+    <w:link w:val="af1"/>
     <w:uiPriority w:val="99"/>
     <w:semiHidden/>
     <w:unhideWhenUsed/>
@@ -3878,10 +5460,10 @@
       <w:szCs w:val="20"/>
     </w:rPr>
   </w:style>
-  <w:style w:type="character" w:customStyle="1" w:styleId="af0">
+  <w:style w:type="character" w:customStyle="1" w:styleId="af1">
     <w:name w:val="Текст концевой сноски Знак"/>
-    <w:basedOn w:val="a0"/>
-    <w:link w:val="af"/>
+    <w:basedOn w:val="a1"/>
+    <w:link w:val="af0"/>
     <w:uiPriority w:val="99"/>
     <w:semiHidden/>
     <w:rsid w:val="00071269"/>
@@ -3890,9 +5472,9 @@
       <w:szCs w:val="20"/>
     </w:rPr>
   </w:style>
-  <w:style w:type="character" w:styleId="af1">
+  <w:style w:type="character" w:styleId="af2">
     <w:name w:val="endnote reference"/>
-    <w:basedOn w:val="a0"/>
+    <w:basedOn w:val="a1"/>
     <w:uiPriority w:val="99"/>
     <w:semiHidden/>
     <w:unhideWhenUsed/>
@@ -3901,9 +5483,9 @@
       <w:vertAlign w:val="superscript"/>
     </w:rPr>
   </w:style>
-  <w:style w:type="table" w:styleId="af2">
+  <w:style w:type="table" w:styleId="af3">
     <w:name w:val="Table Grid"/>
-    <w:basedOn w:val="a1"/>
+    <w:basedOn w:val="a2"/>
     <w:uiPriority w:val="39"/>
     <w:rsid w:val="00D26B5A"/>
     <w:pPr>
@@ -3920,9 +5502,9 @@
       </w:tblBorders>
     </w:tblPr>
   </w:style>
-  <w:style w:type="character" w:styleId="af3">
+  <w:style w:type="character" w:styleId="af4">
     <w:name w:val="Unresolved Mention"/>
-    <w:basedOn w:val="a0"/>
+    <w:basedOn w:val="a1"/>
     <w:uiPriority w:val="99"/>
     <w:semiHidden/>
     <w:unhideWhenUsed/>
@@ -3930,6 +5512,31 @@
     <w:rPr>
       <w:color w:val="605E5C"/>
       <w:shd w:val="clear" w:color="auto" w:fill="E1DFDD"/>
+    </w:rPr>
+  </w:style>
+  <w:style w:type="paragraph" w:customStyle="1" w:styleId="a">
+    <w:name w:val="Список (нумерованный)"/>
+    <w:basedOn w:val="a8"/>
+    <w:qFormat/>
+    <w:rsid w:val="004D4428"/>
+    <w:pPr>
+      <w:widowControl w:val="0"/>
+      <w:numPr>
+        <w:numId w:val="4"/>
+      </w:numPr>
+      <w:autoSpaceDE w:val="0"/>
+      <w:autoSpaceDN w:val="0"/>
+      <w:spacing w:after="0" w:line="360" w:lineRule="auto"/>
+      <w:ind w:left="0" w:firstLine="709"/>
+      <w:contextualSpacing w:val="0"/>
+      <w:jc w:val="both"/>
+    </w:pPr>
+    <w:rPr>
+      <w:rFonts w:ascii="Times New Roman" w:eastAsia="Times New Roman" w:hAnsi="Times New Roman" w:cs="Times New Roman"/>
+      <w:kern w:val="0"/>
+      <w:sz w:val="28"/>
+      <w:szCs w:val="22"/>
+      <w14:ligatures w14:val="none"/>
     </w:rPr>
   </w:style>
 </w:styles>
